--- a/legal/08-security/13_DIGITAL_ACCOUNT_OWNERSHIP_HANDOVER.docx
+++ b/legal/08-security/13_DIGITAL_ACCOUNT_OWNERSHIP_HANDOVER.docx
@@ -2,202 +2,280 @@
 <file path=word/document.xml><?xml version="1.0" encoding="utf-8"?>
 <w:document xmlns:wpc="http://schemas.microsoft.com/office/word/2010/wordprocessingCanvas" xmlns:mo="http://schemas.microsoft.com/office/mac/office/2008/main" xmlns:mc="http://schemas.openxmlformats.org/markup-compatibility/2006" xmlns:mv="urn:schemas-microsoft-com:mac:vml" xmlns:o="urn:schemas-microsoft-com:office:office" xmlns:r="http://schemas.openxmlformats.org/officeDocument/2006/relationships" xmlns:m="http://schemas.openxmlformats.org/officeDocument/2006/math" xmlns:v="urn:schemas-microsoft-com:vml" xmlns:wp14="http://schemas.microsoft.com/office/word/2010/wordprocessingDrawing" xmlns:wp="http://schemas.openxmlformats.org/drawingml/2006/wordprocessingDrawing" xmlns:w10="urn:schemas-microsoft-com:office:word" xmlns:w="http://schemas.openxmlformats.org/wordprocessingml/2006/main" xmlns:w14="http://schemas.microsoft.com/office/word/2010/wordml" xmlns:wpg="http://schemas.microsoft.com/office/word/2010/wordprocessingGroup" xmlns:wpi="http://schemas.microsoft.com/office/word/2010/wordprocessingInk" xmlns:wne="http://schemas.microsoft.com/office/word/2006/wordml" xmlns:wps="http://schemas.microsoft.com/office/word/2010/wordprocessingShape" mc:Ignorable="w14 wp14">
   <w:body>
+    <w:tbl>
+      <w:tblPr>
+        <w:tblW w:type="auto" w:w="0"/>
+        <w:jc w:val="center"/>
+        <w:tblLook w:firstColumn="1" w:firstRow="1" w:lastColumn="0" w:lastRow="0" w:noHBand="0" w:noVBand="1" w:val="04A0"/>
+        <w:tblBorders>
+          <w:top w:val="none"/>
+          <w:bottom w:val="none"/>
+          <w:left w:val="none"/>
+          <w:right w:val="none"/>
+          <w:insideH w:val="none"/>
+          <w:insideV w:val="none"/>
+        </w:tblBorders>
+      </w:tblPr>
+      <w:tblGrid>
+        <w:gridCol w:w="4874"/>
+        <w:gridCol w:w="4874"/>
+      </w:tblGrid>
+      <w:tr>
+        <w:trPr>
+          <w:cantSplit/>
+        </w:trPr>
+        <w:tc>
+          <w:tcPr>
+            <w:tcW w:type="dxa" w:w="4032"/>
+            <w:vAlign w:val="center"/>
+            <w:tcW w:w="4031" w:type="dxa"/>
+            <w:tcMar>
+              <w:top w:w="40" w:type="dxa"/>
+              <w:bottom w:w="40" w:type="dxa"/>
+              <w:left w:w="60" w:type="dxa"/>
+              <w:right w:w="60" w:type="dxa"/>
+            </w:tcMar>
+            <w:shd w:fill="FFFFFF"/>
+          </w:tcPr>
+          <w:p>
+            <w:r/>
+          </w:p>
+          <w:p>
+            <w:pPr>
+              <w:spacing w:before="0" w:after="40" w:line="276" w:lineRule="auto"/>
+              <w:jc w:val="center"/>
+            </w:pPr>
+            <w:r>
+              <w:rPr>
+                <w:b/>
+              </w:rPr>
+              <w:t>ĐƠN VỊ BÀN GIAO DỊCH VỤ</w:t>
+            </w:r>
+          </w:p>
+          <w:p>
+            <w:pPr>
+              <w:spacing w:before="0" w:after="40" w:line="276" w:lineRule="auto"/>
+              <w:jc w:val="center"/>
+            </w:pPr>
+            <w:r>
+              <w:rPr>
+                <w:b/>
+              </w:rPr>
+              <w:t>LOCALMATE VIỆT NAM</w:t>
+            </w:r>
+          </w:p>
+          <w:p>
+            <w:pPr>
+              <w:spacing w:before="0" w:after="40" w:line="276" w:lineRule="auto"/>
+              <w:jc w:val="center"/>
+            </w:pPr>
+            <w:r>
+              <w:t>Số: [MÃ_PHIẾU]/BG-TK-LM/[NĂM]</w:t>
+            </w:r>
+          </w:p>
+        </w:tc>
+        <w:tc>
+          <w:tcPr>
+            <w:tcW w:type="dxa" w:w="5717"/>
+            <w:vAlign w:val="center"/>
+            <w:tcW w:w="5716" w:type="dxa"/>
+            <w:tcMar>
+              <w:top w:w="40" w:type="dxa"/>
+              <w:bottom w:w="40" w:type="dxa"/>
+              <w:left w:w="60" w:type="dxa"/>
+              <w:right w:w="60" w:type="dxa"/>
+            </w:tcMar>
+            <w:shd w:fill="FFFFFF"/>
+          </w:tcPr>
+          <w:p>
+            <w:r/>
+          </w:p>
+          <w:p>
+            <w:pPr>
+              <w:spacing w:before="0" w:after="40" w:line="276" w:lineRule="auto"/>
+              <w:jc w:val="center"/>
+            </w:pPr>
+            <w:r>
+              <w:rPr>
+                <w:b/>
+                <w:sz w:val="23"/>
+              </w:rPr>
+              <w:t>CỘNG HÒA XÃ HỘI CHỦ NGHĨA VIỆT NAM</w:t>
+            </w:r>
+          </w:p>
+          <w:p>
+            <w:pPr>
+              <w:spacing w:before="0" w:after="40" w:line="276" w:lineRule="auto"/>
+              <w:jc w:val="center"/>
+            </w:pPr>
+            <w:r>
+              <w:rPr>
+                <w:b/>
+              </w:rPr>
+              <w:t>Độc lập - Tự do - Hạnh phúc</w:t>
+            </w:r>
+          </w:p>
+          <w:p>
+            <w:pPr>
+              <w:spacing w:before="0" w:after="40" w:line="276" w:lineRule="auto"/>
+              <w:jc w:val="center"/>
+            </w:pPr>
+            <w:r>
+              <w:rPr>
+                <w:color w:val="0F172A"/>
+                <w:sz w:val="16"/>
+              </w:rPr>
+              <w:t>――――――――――――――――</w:t>
+            </w:r>
+          </w:p>
+          <w:p>
+            <w:pPr>
+              <w:spacing w:before="0" w:after="40" w:line="276" w:lineRule="auto"/>
+              <w:jc w:val="center"/>
+            </w:pPr>
+            <w:r>
+              <w:rPr>
+                <w:i/>
+                <w:color w:val="64748B"/>
+                <w:sz w:val="19"/>
+              </w:rPr>
+              <w:t>Hà Nội, ngày [NGÀY] tháng [THÁNG] năm 202[NĂM]</w:t>
+            </w:r>
+          </w:p>
+        </w:tc>
+      </w:tr>
+    </w:tbl>
     <w:p>
       <w:pPr>
-        <w:spacing w:before="240" w:after="120" w:line="288" w:lineRule="auto"/>
+        <w:spacing w:before="0" w:after="80"/>
+      </w:pPr>
+    </w:p>
+    <w:p>
+      <w:pPr>
+        <w:spacing w:before="240" w:after="80" w:line="288" w:lineRule="auto"/>
         <w:jc w:val="center"/>
       </w:pPr>
       <w:r>
         <w:rPr>
           <w:b/>
-          <w:color w:val="0D7647"/>
-          <w:sz w:val="30"/>
+          <w:color w:val="0F172A"/>
+          <w:sz w:val="29"/>
         </w:rPr>
         <w:t>QUY TRÌNH VÀ BIÊN BẢN BÀN GIAO QUYỀN SỞ HỮU TÀI KHOẢN KỸ THUẬT SỐ</w:t>
       </w:r>
     </w:p>
     <w:p>
       <w:pPr>
-        <w:spacing w:before="200" w:after="80" w:line="276" w:lineRule="auto"/>
-        <w:jc w:val="center"/>
+        <w:spacing w:before="20" w:after="60" w:line="276" w:lineRule="auto"/>
+        <w:jc w:val="both"/>
       </w:pPr>
       <w:r>
         <w:rPr>
           <w:b/>
-          <w:color w:val="0D7647"/>
-          <w:sz w:val="26"/>
         </w:rPr>
         <w:t>(DIGITAL ACCOUNT OWNERSHIP &amp; CREDENTIAL HANDOVER PROTOCOL)</w:t>
       </w:r>
     </w:p>
     <w:p>
       <w:pPr>
-        <w:spacing w:after="80" w:before="0" w:line="276" w:lineRule="auto"/>
+        <w:spacing w:before="20" w:after="40" w:line="276" w:lineRule="auto"/>
+        <w:ind w:left="288"/>
+        <w:jc w:val="both"/>
+      </w:pPr>
+      <w:r>
+        <w:rPr>
+          <w:i/>
+          <w:color w:val="0F172A"/>
+          <w:sz w:val="20"/>
+        </w:rPr>
+        <w:t>- Căn cứ Bộ luật Dân sự số 91/2015/QH13 ngày 24 tháng 11 năm 2015;</w:t>
+      </w:r>
+    </w:p>
+    <w:p>
+      <w:pPr>
+        <w:spacing w:before="20" w:after="40" w:line="276" w:lineRule="auto"/>
+        <w:ind w:left="288"/>
+        <w:jc w:val="both"/>
+      </w:pPr>
+      <w:r>
+        <w:rPr>
+          <w:i/>
+          <w:color w:val="0F172A"/>
+          <w:sz w:val="20"/>
+        </w:rPr>
+        <w:t>- Căn cứ Luật An toàn thông tin mạng số 86/2015/QH13 và Luật An ninh mạng số 24/2018/QH14;</w:t>
+      </w:r>
+    </w:p>
+    <w:p>
+      <w:pPr>
+        <w:spacing w:before="20" w:after="40" w:line="276" w:lineRule="auto"/>
+        <w:ind w:left="288"/>
+        <w:jc w:val="both"/>
+      </w:pPr>
+      <w:r>
+        <w:rPr>
+          <w:i/>
+          <w:color w:val="0F172A"/>
+          <w:sz w:val="20"/>
+        </w:rPr>
+        <w:t>- Căn cứ Nghị định số 13/2023/NĐ-CP ngày 17 tháng 04 năm 2023 về bảo vệ dữ liệu cá nhân;</w:t>
+      </w:r>
+    </w:p>
+    <w:p>
+      <w:pPr>
+        <w:spacing w:before="20" w:after="40" w:line="276" w:lineRule="auto"/>
+        <w:ind w:left="288"/>
+        <w:jc w:val="both"/>
+      </w:pPr>
+      <w:r>
+        <w:rPr>
+          <w:i/>
+          <w:color w:val="0F172A"/>
+          <w:sz w:val="20"/>
+        </w:rPr>
+        <w:t>- Căn cứ Hợp đồng Dịch vụ Khung số: [MÃ_HỢP_ĐỒNG] ký giữa Hai Bên.</w:t>
+      </w:r>
+    </w:p>
+    <w:p>
+      <w:pPr>
+        <w:spacing w:before="180" w:after="60" w:line="276" w:lineRule="auto"/>
         <w:jc w:val="left"/>
       </w:pPr>
       <w:r>
         <w:rPr>
           <w:b/>
-        </w:rPr>
-        <w:t>Mã hiệu văn bản:</w:t>
-      </w:r>
-      <w:r>
-        <w:t xml:space="preserve"> </w:t>
-      </w:r>
-      <w:r>
-        <w:rPr>
-          <w:rFonts w:ascii="Consolas" w:hAnsi="Consolas"/>
-          <w:color w:val="B42828"/>
-          <w:sz w:val="20"/>
-        </w:rPr>
-        <w:t>LM-SEC-ACC-13</w:t>
-      </w:r>
-      <w:r>
-        <w:t xml:space="preserve">  </w:t>
-      </w:r>
-    </w:p>
-    <w:p>
-      <w:pPr>
-        <w:spacing w:after="80" w:before="0" w:line="276" w:lineRule="auto"/>
-        <w:jc w:val="left"/>
-      </w:pPr>
-      <w:r>
-        <w:rPr>
-          <w:i/>
-        </w:rPr>
-        <w:t>(Ban hành kèm theo Hợp đồng Dịch vụ Khung số: [SO_HOP_DONG_MSA]/LM-MSA hoặc Đơn đặt hàng tương ứng)</w:t>
-      </w:r>
-      <w:r>
-        <w:t xml:space="preserve">  </w:t>
-      </w:r>
-    </w:p>
-    <w:p>
-      <w:pPr>
-        <w:spacing w:after="80" w:before="0" w:line="276" w:lineRule="auto"/>
-        <w:jc w:val="left"/>
-      </w:pPr>
-      <w:r>
-        <w:rPr>
-          <w:b/>
-        </w:rPr>
-        <w:t>Căn cứ áp dụng:</w:t>
-      </w:r>
-      <w:r>
-        <w:t xml:space="preserve">  </w:t>
-      </w:r>
-    </w:p>
-    <w:p>
-      <w:pPr>
-        <w:spacing w:after="60" w:before="20" w:line="276" w:lineRule="auto"/>
-        <w:ind w:left="360"/>
-        <w:jc w:val="left"/>
-      </w:pPr>
-      <w:r>
-        <w:rPr>
-          <w:i/>
-        </w:rPr>
-        <w:t>•  Luật An toàn thông tin mạng số 86/2015/QH13;</w:t>
-      </w:r>
-      <w:r>
-        <w:t xml:space="preserve">  </w:t>
-      </w:r>
-    </w:p>
-    <w:p>
-      <w:pPr>
-        <w:spacing w:after="60" w:before="20" w:line="276" w:lineRule="auto"/>
-        <w:ind w:left="360"/>
-        <w:jc w:val="left"/>
-      </w:pPr>
-      <w:r>
-        <w:rPr>
-          <w:i/>
-        </w:rPr>
-        <w:t>•  Luật An ninh mạng số 24/2018/QH14 và Nghị định số 330/2026/NĐ-CP;</w:t>
-      </w:r>
-      <w:r>
-        <w:t xml:space="preserve">  </w:t>
-      </w:r>
-    </w:p>
-    <w:p>
-      <w:pPr>
-        <w:spacing w:after="60" w:before="20" w:line="276" w:lineRule="auto"/>
-        <w:ind w:left="360"/>
-        <w:jc w:val="left"/>
-      </w:pPr>
-      <w:r>
-        <w:rPr>
-          <w:i/>
-        </w:rPr>
-        <w:t>•  Luật Bảo vệ dữ liệu cá nhân số 91/2025/QH15 &amp; Nghị định số 356/2025/NĐ-CP;</w:t>
-      </w:r>
-      <w:r>
-        <w:t xml:space="preserve">  </w:t>
-      </w:r>
-    </w:p>
-    <w:p>
-      <w:pPr>
-        <w:spacing w:after="60" w:before="20" w:line="276" w:lineRule="auto"/>
-        <w:ind w:left="360"/>
-        <w:jc w:val="left"/>
-      </w:pPr>
-      <w:r>
-        <w:rPr>
-          <w:i/>
-        </w:rPr>
-        <w:t>•  Tiêu chuẩn quản lý an toàn thông tin ISO/IEC 27001 và nguyên tắc Quản lý truy cập theo vai trò (Role-Based Access Control - RBAC).</w:t>
-      </w:r>
-    </w:p>
-    <w:p>
-      <w:pPr>
-        <w:spacing w:after="120" w:before="80"/>
-      </w:pPr>
-      <w:r>
-        <w:rPr>
-          <w:color w:val="CBD5E1"/>
-        </w:rPr>
-        <w:t>―――――――――――――――――――――――――――――――――――――――――――――――――――――――</w:t>
-      </w:r>
-    </w:p>
-    <w:p>
-      <w:pPr>
-        <w:spacing w:before="160" w:after="60"/>
-      </w:pPr>
-      <w:r>
-        <w:rPr>
-          <w:b/>
-          <w:color w:val="0D7647"/>
-          <w:sz w:val="23"/>
+          <w:color w:val="0F172A"/>
+          <w:sz w:val="22"/>
         </w:rPr>
         <w:t>PHẦN I: QUY TRÌNH TIÊU CHUẨN BÀN GIAO TÀI KHOẢN AN TOÀN</w:t>
       </w:r>
     </w:p>
     <w:p>
       <w:pPr>
-        <w:spacing w:after="80" w:before="0" w:line="276" w:lineRule="auto"/>
-        <w:jc w:val="left"/>
+        <w:spacing w:before="20" w:after="60" w:line="276" w:lineRule="auto"/>
+        <w:jc w:val="both"/>
       </w:pPr>
       <w:r>
-        <w:t>Nhằm bảo đảm an toàn thông tin tối đa, ngăn ngừa nguy cơ lộ lọt thông tin đăng nhập, tranh chấp quyền sở hữu hoặc tấn công chiếm đoạt tài khoản kỹ thuật số, LocalMate và Khách hàng cam kết tuân thủ quy trình bàn giao chuẩn 04 bước sau:</w:t>
+        <w:t>Nhằm bảo đảm an toàn thông tin tối đa, ngăn ngừa nguy cơ lộ lọt mật khẩu, tranh chấp quyền sở hữu hoặc tấn công chiếm đoạt tài khoản kỹ thuật số, LocalMate và Khách hàng cam kết tuân thủ quy trình bàn giao chuẩn 04 bước:</w:t>
       </w:r>
     </w:p>
     <w:p>
       <w:pPr>
-        <w:spacing w:before="120" w:after="40"/>
+        <w:spacing w:before="120" w:after="40" w:line="276" w:lineRule="auto"/>
       </w:pPr>
       <w:r>
         <w:rPr>
           <w:b/>
-          <w:color w:val="1E293B"/>
-          <w:sz w:val="22"/>
+          <w:color w:val="0F172A"/>
+          <w:sz w:val="21"/>
         </w:rPr>
         <w:t>BƯỚC 1: XÁC MINH CHỦ THỂ VÀ THIẾT LẬP EMAIL CHÍNH CHỦ</w:t>
       </w:r>
     </w:p>
     <w:p>
       <w:pPr>
-        <w:spacing w:after="60" w:before="20" w:line="276" w:lineRule="auto"/>
-        <w:ind w:left="288"/>
-        <w:jc w:val="left"/>
+        <w:spacing w:before="20" w:after="60" w:line="276" w:lineRule="auto"/>
+        <w:jc w:val="both"/>
       </w:pPr>
       <w:r>
         <w:t>1. Toàn bộ tài khoản dịch vụ (Domain, Cloudflare, Google Ads, Google Business Profile, CRM) bắt buộc phải được đăng ký hoặc liên kết với hòm thư điện tử chính thức của Khách hàng (</w:t>
@@ -205,8 +283,7 @@
       <w:r>
         <w:rPr>
           <w:rFonts w:ascii="Consolas" w:hAnsi="Consolas"/>
-          <w:color w:val="B42828"/>
-          <w:sz w:val="20"/>
+          <w:sz w:val="19"/>
         </w:rPr>
         <w:t>[EMAIL_A]</w:t>
       </w:r>
@@ -216,9 +293,8 @@
     </w:p>
     <w:p>
       <w:pPr>
-        <w:spacing w:after="60" w:before="20" w:line="276" w:lineRule="auto"/>
-        <w:ind w:left="288"/>
-        <w:jc w:val="left"/>
+        <w:spacing w:before="20" w:after="60" w:line="276" w:lineRule="auto"/>
+        <w:jc w:val="both"/>
       </w:pPr>
       <w:r>
         <w:t>2. Tuyệt đối không sử dụng email cá nhân của nhân sự LocalMate để đăng ký vĩnh viễn tài sản của Khách hàng. Trường hợp LocalMate tạo hộ tài khoản phục vụ quá trình setup ban đầu, LocalMate phải tiến hành chuyển giao quyền sở hữu chính chủ (Transfer of Ownership) theo đúng Bước 3.</w:t>
@@ -226,22 +302,21 @@
     </w:p>
     <w:p>
       <w:pPr>
-        <w:spacing w:before="120" w:after="40"/>
+        <w:spacing w:before="120" w:after="40" w:line="276" w:lineRule="auto"/>
       </w:pPr>
       <w:r>
         <w:rPr>
           <w:b/>
-          <w:color w:val="1E293B"/>
-          <w:sz w:val="22"/>
+          <w:color w:val="0F172A"/>
+          <w:sz w:val="21"/>
         </w:rPr>
         <w:t>BƯỚC 2: NGUYÊN TẮC BÀN GIAO CREDENTIAL AN TOÀN (ZERO-CLEARTEXT POLICY)</w:t>
       </w:r>
     </w:p>
     <w:p>
       <w:pPr>
-        <w:spacing w:after="60" w:before="20" w:line="276" w:lineRule="auto"/>
-        <w:ind w:left="288"/>
-        <w:jc w:val="left"/>
+        <w:spacing w:before="20" w:after="60" w:line="276" w:lineRule="auto"/>
+        <w:jc w:val="both"/>
       </w:pPr>
       <w:r>
         <w:t xml:space="preserve">1. </w:t>
@@ -258,9 +333,8 @@
     </w:p>
     <w:p>
       <w:pPr>
-        <w:spacing w:after="60" w:before="20" w:line="276" w:lineRule="auto"/>
-        <w:ind w:left="288"/>
-        <w:jc w:val="left"/>
+        <w:spacing w:before="20" w:after="60" w:line="276" w:lineRule="auto"/>
+        <w:jc w:val="both"/>
       </w:pPr>
       <w:r>
         <w:t xml:space="preserve">2. </w:t>
@@ -272,20 +346,20 @@
         <w:t>Phương thức bàn giao hợp lệ:</w:t>
       </w:r>
       <w:r>
-        <w:t xml:space="preserve"> Mọi thông tin đăng nhập nhạy cảm (Password, API Secret Keys, Recovery Codes) bắt buộc phải được truyền tải thông qua một trong các phương thức sau:</w:t>
+        <w:t xml:space="preserve"> Mọi thông tin đăng nhập nhạy cảm (Password, API Secret Keys, Recovery Codes) bắt buộc phải được truyền tải thông qua:</w:t>
       </w:r>
     </w:p>
     <w:p>
       <w:pPr>
-        <w:spacing w:after="60" w:before="20" w:line="276" w:lineRule="auto"/>
+        <w:spacing w:before="20" w:after="40" w:line="276" w:lineRule="auto"/>
         <w:ind w:left="360"/>
-        <w:jc w:val="left"/>
+        <w:jc w:val="both"/>
       </w:pPr>
       <w:r>
         <w:rPr>
           <w:b/>
         </w:rPr>
-        <w:t>•  Cách 1 (Khuyến nghị ưu tiên):</w:t>
+        <w:t>Cách 1 (Khuyến nghị ưu tiên):</w:t>
       </w:r>
       <w:r>
         <w:t xml:space="preserve"> Mời email của Khách hàng trực tiếp vào hệ thống với vai trò Quản trị viên (Admin/Owner Invitation) để Khách hàng tự đặt mật khẩu riêng và tự kích hoạt Xác thực 2 bước (2FA/MFA);</w:t>
@@ -293,15 +367,15 @@
     </w:p>
     <w:p>
       <w:pPr>
-        <w:spacing w:after="60" w:before="20" w:line="276" w:lineRule="auto"/>
+        <w:spacing w:before="20" w:after="40" w:line="276" w:lineRule="auto"/>
         <w:ind w:left="360"/>
-        <w:jc w:val="left"/>
+        <w:jc w:val="both"/>
       </w:pPr>
       <w:r>
         <w:rPr>
           <w:b/>
         </w:rPr>
-        <w:t>•  Cách 2 (Trường hợp phải bàn giao tài khoản tạo sẵn):</w:t>
+        <w:t>Cách 2 (Trường hợp phải bàn giao tài khoản tạo sẵn):</w:t>
       </w:r>
       <w:r>
         <w:t xml:space="preserve"> Sử dụng liên kết mã hóa tự hủy sau 01 lần mở hoặc hết hạn trong vòng 24 giờ qua công cụ quản lý mật khẩu chuyên nghiệp (</w:t>
@@ -327,22 +401,21 @@
     </w:p>
     <w:p>
       <w:pPr>
-        <w:spacing w:before="120" w:after="40"/>
+        <w:spacing w:before="120" w:after="40" w:line="276" w:lineRule="auto"/>
       </w:pPr>
       <w:r>
         <w:rPr>
           <w:b/>
-          <w:color w:val="1E293B"/>
-          <w:sz w:val="22"/>
+          <w:color w:val="0F172A"/>
+          <w:sz w:val="21"/>
         </w:rPr>
         <w:t>BƯỚC 3: QUY TRÌNH CHUYỂN QUYỀN CHỦ SỞ HỮU CHÍNH (PRIMARY OWNER)</w:t>
       </w:r>
     </w:p>
     <w:p>
       <w:pPr>
-        <w:spacing w:after="60" w:before="20" w:line="276" w:lineRule="auto"/>
-        <w:ind w:left="288"/>
-        <w:jc w:val="left"/>
+        <w:spacing w:before="20" w:after="60" w:line="276" w:lineRule="auto"/>
+        <w:jc w:val="both"/>
       </w:pPr>
       <w:r>
         <w:t xml:space="preserve">1. </w:t>
@@ -356,12 +429,12 @@
     </w:p>
     <w:p>
       <w:pPr>
-        <w:spacing w:after="60" w:before="20" w:line="276" w:lineRule="auto"/>
+        <w:spacing w:before="20" w:after="40" w:line="276" w:lineRule="auto"/>
         <w:ind w:left="360"/>
-        <w:jc w:val="left"/>
+        <w:jc w:val="both"/>
       </w:pPr>
       <w:r>
-        <w:t xml:space="preserve">•  Theo quy định kỹ thuật của Google, việc chuyển giao vai trò "Chủ sở hữu chính" (Primary Owner) yêu cầu tài khoản email của Khách hàng phải được thêm vào làm "Chủ sở hữu" (Owner) trong tối thiểu </w:t>
+        <w:t xml:space="preserve">Theo quy định kỹ thuật của Google, việc chuyển giao vai trò "Chủ sở hữu chính" (Primary Owner) yêu cầu tài khoản email của Khách hàng phải được thêm vào làm "Chủ sở hữu" (Owner) trong tối thiểu </w:t>
       </w:r>
       <w:r>
         <w:rPr>
@@ -375,29 +448,28 @@
     </w:p>
     <w:p>
       <w:pPr>
-        <w:spacing w:after="60" w:before="20" w:line="276" w:lineRule="auto"/>
+        <w:spacing w:before="20" w:after="40" w:line="276" w:lineRule="auto"/>
         <w:ind w:left="360"/>
-        <w:jc w:val="left"/>
+        <w:jc w:val="both"/>
       </w:pPr>
       <w:r>
-        <w:t>•  LocalMate có trách nhiệm gửi lời mời và hướng dẫn Khách hàng chấp nhận lời mời làm Owner ngay khi hoàn tất xác minh;</w:t>
+        <w:t>LocalMate có trách nhiệm gửi lời mời và hướng dẫn Khách hàng chấp nhận lời mời làm Owner ngay khi hoàn tất xác minh;</w:t>
       </w:r>
     </w:p>
     <w:p>
       <w:pPr>
-        <w:spacing w:after="60" w:before="20" w:line="276" w:lineRule="auto"/>
+        <w:spacing w:before="20" w:after="40" w:line="276" w:lineRule="auto"/>
         <w:ind w:left="360"/>
-        <w:jc w:val="left"/>
+        <w:jc w:val="both"/>
       </w:pPr>
       <w:r>
-        <w:t>•  Sau đủ 07 ngày, LocalMate thực hiện thao tác chuyển giao quyền Primary Owner cho email của Khách hàng và Khách hàng có quyền hạ quyền hoặc xóa tài khoản của LocalMate khỏi Profile.</w:t>
+        <w:t>Sau đủ 07 ngày, LocalMate thực hiện thao tác chuyển giao quyền Primary Owner cho email của Khách hàng và Khách hàng có quyền hạ quyền hoặc xóa tài khoản của LocalMate khỏi Profile.</w:t>
       </w:r>
     </w:p>
     <w:p>
       <w:pPr>
-        <w:spacing w:after="60" w:before="20" w:line="276" w:lineRule="auto"/>
-        <w:ind w:left="288"/>
-        <w:jc w:val="left"/>
+        <w:spacing w:before="20" w:after="60" w:line="276" w:lineRule="auto"/>
+        <w:jc w:val="both"/>
       </w:pPr>
       <w:r>
         <w:t xml:space="preserve">2. </w:t>
@@ -411,39 +483,38 @@
     </w:p>
     <w:p>
       <w:pPr>
-        <w:spacing w:after="60" w:before="20" w:line="276" w:lineRule="auto"/>
+        <w:spacing w:before="20" w:after="40" w:line="276" w:lineRule="auto"/>
         <w:ind w:left="360"/>
-        <w:jc w:val="left"/>
+        <w:jc w:val="both"/>
       </w:pPr>
       <w:r>
-        <w:t>•  LocalMate cấp quyền "Quản trị viên" (Admin) cho email của Khách hàng;</w:t>
+        <w:t>LocalMate cấp quyền "Quản trị viên" (Admin) cho email của Khách hàng;</w:t>
       </w:r>
     </w:p>
     <w:p>
       <w:pPr>
-        <w:spacing w:after="60" w:before="20" w:line="276" w:lineRule="auto"/>
+        <w:spacing w:before="20" w:after="40" w:line="276" w:lineRule="auto"/>
         <w:ind w:left="360"/>
-        <w:jc w:val="left"/>
+        <w:jc w:val="both"/>
       </w:pPr>
       <w:r>
-        <w:t>•  Khách hàng thêm phương thức thanh toán của chính mình;</w:t>
+        <w:t>Khách hàng thêm phương thức thanh toán của chính mình;</w:t>
       </w:r>
     </w:p>
     <w:p>
       <w:pPr>
-        <w:spacing w:after="60" w:before="20" w:line="276" w:lineRule="auto"/>
+        <w:spacing w:before="20" w:after="40" w:line="276" w:lineRule="auto"/>
         <w:ind w:left="360"/>
-        <w:jc w:val="left"/>
+        <w:jc w:val="both"/>
       </w:pPr>
       <w:r>
-        <w:t>•  LocalMate giữ quyền User thao tác kỹ thuật (Standard/Manager Link) trong thời gian quản lý chiến dịch và sẽ hủy liên kết khi kết thúc dịch vụ.</w:t>
+        <w:t>LocalMate giữ quyền User thao tác kỹ thuật (Standard/Manager Link) trong thời gian quản lý chiến dịch và sẽ hủy liên kết khi kết thúc dịch vụ.</w:t>
       </w:r>
     </w:p>
     <w:p>
       <w:pPr>
-        <w:spacing w:after="60" w:before="20" w:line="276" w:lineRule="auto"/>
-        <w:ind w:left="288"/>
-        <w:jc w:val="left"/>
+        <w:spacing w:before="20" w:after="60" w:line="276" w:lineRule="auto"/>
+        <w:jc w:val="both"/>
       </w:pPr>
       <w:r>
         <w:t xml:space="preserve">3. </w:t>
@@ -457,42 +528,41 @@
     </w:p>
     <w:p>
       <w:pPr>
-        <w:spacing w:after="60" w:before="20" w:line="276" w:lineRule="auto"/>
+        <w:spacing w:before="20" w:after="40" w:line="276" w:lineRule="auto"/>
         <w:ind w:left="360"/>
-        <w:jc w:val="left"/>
+        <w:jc w:val="both"/>
       </w:pPr>
       <w:r>
-        <w:t>•  Khách hàng được bàn giao toàn quyền tài khoản Registrar (Mắt Bão, PA Việt Nam, Cloudflare, Namecheap...);</w:t>
+        <w:t>Khách hàng được bàn giao toàn quyền tài khoản Registrar (Mắt Bão, PA Việt Nam, Cloudflare, Namecheap...);</w:t>
       </w:r>
     </w:p>
     <w:p>
       <w:pPr>
-        <w:spacing w:after="60" w:before="20" w:line="276" w:lineRule="auto"/>
+        <w:spacing w:before="20" w:after="40" w:line="276" w:lineRule="auto"/>
         <w:ind w:left="360"/>
-        <w:jc w:val="left"/>
+        <w:jc w:val="both"/>
       </w:pPr>
       <w:r>
-        <w:t>•  Khách hàng kiểm tra email bảo hộ tên miền và kích hoạt khóa bảo vệ (Transfer Lock / Registry Lock).</w:t>
+        <w:t>Khách hàng kiểm tra email bảo hộ tên miền và kích hoạt khóa bảo vệ (Transfer Lock / Registry Lock).</w:t>
       </w:r>
     </w:p>
     <w:p>
       <w:pPr>
-        <w:spacing w:before="120" w:after="40"/>
+        <w:spacing w:before="120" w:after="40" w:line="276" w:lineRule="auto"/>
       </w:pPr>
       <w:r>
         <w:rPr>
           <w:b/>
-          <w:color w:val="1E293B"/>
-          <w:sz w:val="22"/>
+          <w:color w:val="0F172A"/>
+          <w:sz w:val="21"/>
         </w:rPr>
         <w:t>BƯỚC 4: NGHĨA VỤ SAU BÀN GIAO VÀ PHÂN ĐỊNH RANH GIỚI TRÁCH NHIỆM</w:t>
       </w:r>
     </w:p>
     <w:p>
       <w:pPr>
-        <w:spacing w:after="60" w:before="20" w:line="276" w:lineRule="auto"/>
-        <w:ind w:left="288"/>
-        <w:jc w:val="left"/>
+        <w:spacing w:before="20" w:after="60" w:line="276" w:lineRule="auto"/>
+        <w:jc w:val="both"/>
       </w:pPr>
       <w:r>
         <w:t>1. Ngay sau khi tiếp nhận bàn giao thành công, Khách hàng có nghĩa vụ bắt buộc phải:</w:t>
@@ -500,39 +570,38 @@
     </w:p>
     <w:p>
       <w:pPr>
-        <w:spacing w:after="60" w:before="20" w:line="276" w:lineRule="auto"/>
+        <w:spacing w:before="20" w:after="40" w:line="276" w:lineRule="auto"/>
         <w:ind w:left="360"/>
-        <w:jc w:val="left"/>
+        <w:jc w:val="both"/>
       </w:pPr>
       <w:r>
-        <w:t>•  Đổi toàn bộ mật khẩu đăng nhập của tất cả các tài khoản sang mật khẩu mạnh mới (tối thiểu 12 ký tự, gồm chữ hoa, chữ thường, số và ký tự đặc biệt);</w:t>
+        <w:t>Đổi toàn bộ mật khẩu đăng nhập của tất cả các tài khoản sang mật khẩu mạnh mới (tối thiểu 12 ký tự, gồm chữ hoa, chữ thường, số và ký tự đặc biệt);</w:t>
       </w:r>
     </w:p>
     <w:p>
       <w:pPr>
-        <w:spacing w:after="60" w:before="20" w:line="276" w:lineRule="auto"/>
+        <w:spacing w:before="20" w:after="40" w:line="276" w:lineRule="auto"/>
         <w:ind w:left="360"/>
-        <w:jc w:val="left"/>
+        <w:jc w:val="both"/>
       </w:pPr>
       <w:r>
-        <w:t>•  Bật Xác thực 2 yếu tố (2FA/MFA) sử dụng ứng dụng Google Authenticator, Microsoft Authenticator hoặc khóa bảo mật vật lý YubiKey;</w:t>
+        <w:t>Bật Xác thực 2 yếu tố (2FA/MFA) sử dụng ứng dụng Google Authenticator, Microsoft Authenticator hoặc khóa bảo mật vật lý YubiKey;</w:t>
       </w:r>
     </w:p>
     <w:p>
       <w:pPr>
-        <w:spacing w:after="60" w:before="20" w:line="276" w:lineRule="auto"/>
+        <w:spacing w:before="20" w:after="40" w:line="276" w:lineRule="auto"/>
         <w:ind w:left="360"/>
-        <w:jc w:val="left"/>
+        <w:jc w:val="both"/>
       </w:pPr>
       <w:r>
-        <w:t>•  Kiểm tra và cập nhật chính xác số điện thoại và email khôi phục tài khoản mang tên Khách hàng.</w:t>
+        <w:t>Kiểm tra và cập nhật chính xác số điện thoại và email khôi phục tài khoản mang tên Khách hàng.</w:t>
       </w:r>
     </w:p>
     <w:p>
       <w:pPr>
-        <w:spacing w:after="60" w:before="20" w:line="276" w:lineRule="auto"/>
-        <w:ind w:left="288"/>
-        <w:jc w:val="left"/>
+        <w:spacing w:before="20" w:after="60" w:line="276" w:lineRule="auto"/>
+        <w:jc w:val="both"/>
       </w:pPr>
       <w:r>
         <w:t xml:space="preserve">2. </w:t>
@@ -544,46 +613,36 @@
         <w:t>Miễn trừ trách nhiệm:</w:t>
       </w:r>
       <w:r>
-        <w:t xml:space="preserve"> Kể từ thời điểm Hai Bên ký Biên bản bàn giao dưới đây, Khách hàng chịu hoàn toàn trách nhiệm về việc bảo mật, quản lý và vận hành các tài khoản số này. LocalMate hoàn toàn được miễn trừ mọi trách nhiệm pháp lý và bồi thường đối với các sự cố xảy ra sau ngày bàn giao (bao gồm nhưng không giới hạn: bị hack do nhân sự Khách hàng làm lộ mật khẩu, mất quyền truy cập do không gia hạn tên miền, vi phạm chính sách của nền tảng bên thứ ba do Khách hàng tự ý thay đổi cấu hình hoặc nội dung).</w:t>
+        <w:t xml:space="preserve"> Kể từ thời điểm Hai Bên ký Biên bản bàn giao, Khách hàng chịu hoàn toàn trách nhiệm về việc bảo mật, quản lý và vận hành các tài khoản số này. LocalMate hoàn toàn được miễn trừ mọi trách nhiệm pháp lý và bồi thường đối với các sự cố xảy ra sau ngày bàn giao (bị hack do nhân sự Khách hàng làm lộ mật khẩu, mất quyền truy cập do không gia hạn tên miền, vi phạm chính sách do Khách hàng tự ý thay đổi cấu hình hoặc nội dung).</w:t>
       </w:r>
     </w:p>
     <w:p>
       <w:pPr>
-        <w:spacing w:after="120" w:before="80"/>
-      </w:pPr>
-      <w:r>
-        <w:rPr>
-          <w:color w:val="CBD5E1"/>
-        </w:rPr>
-        <w:t>―――――――――――――――――――――――――――――――――――――――――――――――――――――――</w:t>
-      </w:r>
-    </w:p>
-    <w:p>
-      <w:pPr>
-        <w:spacing w:before="160" w:after="60"/>
+        <w:spacing w:before="180" w:after="60" w:line="276" w:lineRule="auto"/>
+        <w:jc w:val="left"/>
       </w:pPr>
       <w:r>
         <w:rPr>
           <w:b/>
-          <w:color w:val="0D7647"/>
-          <w:sz w:val="23"/>
+          <w:color w:val="0F172A"/>
+          <w:sz w:val="22"/>
         </w:rPr>
         <w:t>PHẦN II: BIÊN BẢN BÀN GIAO TÀI KHOẢN KỸ THUẬT SỐ</w:t>
       </w:r>
     </w:p>
     <w:p>
       <w:pPr>
-        <w:spacing w:after="80" w:before="0" w:line="276" w:lineRule="auto"/>
-        <w:jc w:val="left"/>
+        <w:spacing w:before="20" w:after="60" w:line="276" w:lineRule="auto"/>
+        <w:jc w:val="both"/>
       </w:pPr>
       <w:r>
-        <w:t xml:space="preserve">Hôm nay, ngày [NGAY] tháng [THANG] năm 202[X], Hai Bên tiến hành lập và ký Biên bản bàn giao tài khoản kỹ thuật số đối với dự án: </w:t>
+        <w:t xml:space="preserve">Hôm nay, ngày [NGÀY] tháng [THÁNG] năm 202[NĂM], Hai Bên tiến hành lập và ký Biên bản bàn giao tài khoản kỹ thuật số đối với dự án: </w:t>
       </w:r>
       <w:r>
         <w:rPr>
           <w:b/>
         </w:rPr>
-        <w:t>[TEN_DU_AN]</w:t>
+        <w:t>[TÊN_DỰ_ÁN]</w:t>
       </w:r>
       <w:r>
         <w:t xml:space="preserve"> theo chi tiết danh mục sau:</w:t>
@@ -591,13 +650,13 @@
     </w:p>
     <w:p>
       <w:pPr>
-        <w:spacing w:before="120" w:after="40"/>
+        <w:spacing w:before="120" w:after="40" w:line="276" w:lineRule="auto"/>
       </w:pPr>
       <w:r>
         <w:rPr>
           <w:b/>
-          <w:color w:val="1E293B"/>
-          <w:sz w:val="22"/>
+          <w:color w:val="0F172A"/>
+          <w:sz w:val="21"/>
         </w:rPr>
         <w:t>BẢNG DANH MỤC TÀI KHOẢN BÀN GIAO:</w:t>
       </w:r>
@@ -617,26 +676,28 @@
         </w:tblBorders>
       </w:tblPr>
       <w:tblGrid>
-        <w:gridCol w:w="1372"/>
-        <w:gridCol w:w="1372"/>
-        <w:gridCol w:w="1372"/>
-        <w:gridCol w:w="1372"/>
-        <w:gridCol w:w="1372"/>
-        <w:gridCol w:w="1372"/>
-        <w:gridCol w:w="1372"/>
+        <w:gridCol w:w="1950"/>
+        <w:gridCol w:w="1950"/>
+        <w:gridCol w:w="1950"/>
+        <w:gridCol w:w="1950"/>
+        <w:gridCol w:w="1950"/>
       </w:tblGrid>
       <w:tr>
+        <w:trPr>
+          <w:cantSplit/>
+        </w:trPr>
         <w:tc>
           <w:tcPr>
-            <w:tcW w:type="dxa" w:w="1372"/>
+            <w:tcW w:type="dxa" w:w="936"/>
             <w:vAlign w:val="center"/>
+            <w:tcW w:w="936" w:type="dxa"/>
             <w:tcMar>
-              <w:top w:w="120" w:type="dxa"/>
-              <w:bottom w:w="120" w:type="dxa"/>
-              <w:left w:w="160" w:type="dxa"/>
-              <w:right w:w="160" w:type="dxa"/>
+              <w:top w:w="90" w:type="dxa"/>
+              <w:bottom w:w="90" w:type="dxa"/>
+              <w:left w:w="100" w:type="dxa"/>
+              <w:right w:w="100" w:type="dxa"/>
             </w:tcMar>
-            <w:shd w:fill="EDF7F1"/>
+            <w:shd w:fill="F8FAFC"/>
           </w:tcPr>
           <w:p>
             <w:r/>
@@ -649,7 +710,7 @@
             <w:r>
               <w:rPr>
                 <w:b/>
-                <w:color w:val="0D7647"/>
+                <w:sz w:val="20"/>
               </w:rPr>
               <w:t>STT</w:t>
             </w:r>
@@ -657,15 +718,16 @@
         </w:tc>
         <w:tc>
           <w:tcPr>
-            <w:tcW w:type="dxa" w:w="1372"/>
+            <w:tcW w:type="dxa" w:w="2088"/>
             <w:vAlign w:val="center"/>
+            <w:tcW w:w="2088" w:type="dxa"/>
             <w:tcMar>
-              <w:top w:w="120" w:type="dxa"/>
-              <w:bottom w:w="120" w:type="dxa"/>
-              <w:left w:w="160" w:type="dxa"/>
-              <w:right w:w="160" w:type="dxa"/>
+              <w:top w:w="90" w:type="dxa"/>
+              <w:bottom w:w="90" w:type="dxa"/>
+              <w:left w:w="100" w:type="dxa"/>
+              <w:right w:w="100" w:type="dxa"/>
             </w:tcMar>
-            <w:shd w:fill="EDF7F1"/>
+            <w:shd w:fill="F8FAFC"/>
           </w:tcPr>
           <w:p>
             <w:r/>
@@ -678,23 +740,24 @@
             <w:r>
               <w:rPr>
                 <w:b/>
-                <w:color w:val="0D7647"/>
+                <w:sz w:val="20"/>
               </w:rPr>
-              <w:t>NỀN TẢNG / TÀI NGUYÊN</w:t>
+              <w:t>NỀN TẢNG &amp; TÀI NGUYÊN</w:t>
             </w:r>
           </w:p>
         </w:tc>
         <w:tc>
           <w:tcPr>
-            <w:tcW w:type="dxa" w:w="1372"/>
+            <w:tcW w:type="dxa" w:w="3989"/>
             <w:vAlign w:val="center"/>
+            <w:tcW w:w="3988" w:type="dxa"/>
             <w:tcMar>
-              <w:top w:w="120" w:type="dxa"/>
-              <w:bottom w:w="120" w:type="dxa"/>
-              <w:left w:w="160" w:type="dxa"/>
-              <w:right w:w="160" w:type="dxa"/>
+              <w:top w:w="90" w:type="dxa"/>
+              <w:bottom w:w="90" w:type="dxa"/>
+              <w:left w:w="100" w:type="dxa"/>
+              <w:right w:w="100" w:type="dxa"/>
             </w:tcMar>
-            <w:shd w:fill="EDF7F1"/>
+            <w:shd w:fill="F8FAFC"/>
           </w:tcPr>
           <w:p>
             <w:r/>
@@ -707,23 +770,24 @@
             <w:r>
               <w:rPr>
                 <w:b/>
-                <w:color w:val="0D7647"/>
+                <w:sz w:val="20"/>
               </w:rPr>
-              <w:t>TÊN TÀI KHOẢN / ĐỊNH DANH (ID / URL)</w:t>
+              <w:t>ĐỊNH DANH / URL &amp; EMAIL QUẢN TRỊ</w:t>
             </w:r>
           </w:p>
         </w:tc>
         <w:tc>
           <w:tcPr>
-            <w:tcW w:type="dxa" w:w="1372"/>
+            <w:tcW w:type="dxa" w:w="1656"/>
             <w:vAlign w:val="center"/>
+            <w:tcW w:w="1655" w:type="dxa"/>
             <w:tcMar>
-              <w:top w:w="120" w:type="dxa"/>
-              <w:bottom w:w="120" w:type="dxa"/>
-              <w:left w:w="160" w:type="dxa"/>
-              <w:right w:w="160" w:type="dxa"/>
+              <w:top w:w="90" w:type="dxa"/>
+              <w:bottom w:w="90" w:type="dxa"/>
+              <w:left w:w="100" w:type="dxa"/>
+              <w:right w:w="100" w:type="dxa"/>
             </w:tcMar>
-            <w:shd w:fill="EDF7F1"/>
+            <w:shd w:fill="F8FAFC"/>
           </w:tcPr>
           <w:p>
             <w:r/>
@@ -736,23 +800,24 @@
             <w:r>
               <w:rPr>
                 <w:b/>
-                <w:color w:val="0D7647"/>
+                <w:sz w:val="20"/>
               </w:rPr>
-              <w:t>EMAIL ĐĂNG KÝ QUẢN TRỊ</w:t>
+              <w:t>VAI TRÒ CẤP &amp; PHƯƠNG THỨC</w:t>
             </w:r>
           </w:p>
         </w:tc>
         <w:tc>
           <w:tcPr>
-            <w:tcW w:type="dxa" w:w="1372"/>
+            <w:tcW w:type="dxa" w:w="1080"/>
             <w:vAlign w:val="center"/>
+            <w:tcW w:w="1080" w:type="dxa"/>
             <w:tcMar>
-              <w:top w:w="120" w:type="dxa"/>
-              <w:bottom w:w="120" w:type="dxa"/>
-              <w:left w:w="160" w:type="dxa"/>
-              <w:right w:w="160" w:type="dxa"/>
+              <w:top w:w="90" w:type="dxa"/>
+              <w:bottom w:w="90" w:type="dxa"/>
+              <w:left w:w="100" w:type="dxa"/>
+              <w:right w:w="100" w:type="dxa"/>
             </w:tcMar>
-            <w:shd w:fill="EDF7F1"/>
+            <w:shd w:fill="F8FAFC"/>
           </w:tcPr>
           <w:p>
             <w:r/>
@@ -765,23 +830,29 @@
             <w:r>
               <w:rPr>
                 <w:b/>
-                <w:color w:val="0D7647"/>
+                <w:sz w:val="20"/>
               </w:rPr>
-              <w:t>VAI TRÒ ĐƯỢC CẤP CHO KHÁCH HÀNG</w:t>
+              <w:t>XÁC NHẬN CỦA KHÁCH HÀNG</w:t>
             </w:r>
           </w:p>
         </w:tc>
+      </w:tr>
+      <w:tr>
+        <w:trPr>
+          <w:cantSplit/>
+        </w:trPr>
         <w:tc>
           <w:tcPr>
-            <w:tcW w:type="dxa" w:w="1372"/>
+            <w:tcW w:type="dxa" w:w="936"/>
             <w:vAlign w:val="center"/>
+            <w:tcW w:w="936" w:type="dxa"/>
             <w:tcMar>
-              <w:top w:w="120" w:type="dxa"/>
-              <w:bottom w:w="120" w:type="dxa"/>
-              <w:left w:w="160" w:type="dxa"/>
-              <w:right w:w="160" w:type="dxa"/>
+              <w:top w:w="80" w:type="dxa"/>
+              <w:bottom w:w="80" w:type="dxa"/>
+              <w:left w:w="100" w:type="dxa"/>
+              <w:right w:w="100" w:type="dxa"/>
             </w:tcMar>
-            <w:shd w:fill="EDF7F1"/>
+            <w:shd w:fill="FFFFFF"/>
           </w:tcPr>
           <w:p>
             <w:r/>
@@ -794,66 +865,6 @@
             <w:r>
               <w:rPr>
                 <w:b/>
-                <w:color w:val="0D7647"/>
-              </w:rPr>
-              <w:t>PHƯƠNG THỨC BÀN GIAO</w:t>
-            </w:r>
-          </w:p>
-        </w:tc>
-        <w:tc>
-          <w:tcPr>
-            <w:tcW w:type="dxa" w:w="1372"/>
-            <w:vAlign w:val="center"/>
-            <w:tcMar>
-              <w:top w:w="120" w:type="dxa"/>
-              <w:bottom w:w="120" w:type="dxa"/>
-              <w:left w:w="160" w:type="dxa"/>
-              <w:right w:w="160" w:type="dxa"/>
-            </w:tcMar>
-            <w:shd w:fill="EDF7F1"/>
-          </w:tcPr>
-          <w:p>
-            <w:r/>
-          </w:p>
-          <w:p>
-            <w:pPr>
-              <w:spacing w:before="0" w:after="40" w:line="276" w:lineRule="auto"/>
-              <w:jc w:val="center"/>
-            </w:pPr>
-            <w:r>
-              <w:rPr>
-                <w:b/>
-                <w:color w:val="0D7647"/>
-              </w:rPr>
-              <w:t>TÌNH TRẠNG XÁC NHẬN CỦA KHÁCH HÀNG</w:t>
-            </w:r>
-          </w:p>
-        </w:tc>
-      </w:tr>
-      <w:tr>
-        <w:tc>
-          <w:tcPr>
-            <w:tcW w:type="dxa" w:w="1372"/>
-            <w:vAlign w:val="center"/>
-            <w:tcMar>
-              <w:top w:w="120" w:type="dxa"/>
-              <w:bottom w:w="120" w:type="dxa"/>
-              <w:left w:w="160" w:type="dxa"/>
-              <w:right w:w="160" w:type="dxa"/>
-            </w:tcMar>
-            <w:shd w:fill="F8FAFC"/>
-          </w:tcPr>
-          <w:p>
-            <w:r/>
-          </w:p>
-          <w:p>
-            <w:pPr>
-              <w:spacing w:before="0" w:after="40" w:line="276" w:lineRule="auto"/>
-              <w:jc w:val="left"/>
-            </w:pPr>
-            <w:r>
-              <w:rPr>
-                <w:b/>
               </w:rPr>
               <w:t>01</w:t>
             </w:r>
@@ -861,15 +872,16 @@
         </w:tc>
         <w:tc>
           <w:tcPr>
-            <w:tcW w:type="dxa" w:w="1372"/>
+            <w:tcW w:type="dxa" w:w="2088"/>
             <w:vAlign w:val="center"/>
+            <w:tcW w:w="2088" w:type="dxa"/>
             <w:tcMar>
-              <w:top w:w="120" w:type="dxa"/>
-              <w:bottom w:w="120" w:type="dxa"/>
-              <w:left w:w="160" w:type="dxa"/>
-              <w:right w:w="160" w:type="dxa"/>
+              <w:top w:w="80" w:type="dxa"/>
+              <w:bottom w:w="80" w:type="dxa"/>
+              <w:left w:w="100" w:type="dxa"/>
+              <w:right w:w="100" w:type="dxa"/>
             </w:tcMar>
-            <w:shd w:fill="F8FAFC"/>
+            <w:shd w:fill="FFFFFF"/>
           </w:tcPr>
           <w:p>
             <w:r/>
@@ -889,170 +901,14 @@
         </w:tc>
         <w:tc>
           <w:tcPr>
-            <w:tcW w:type="dxa" w:w="1372"/>
+            <w:tcW w:type="dxa" w:w="3989"/>
             <w:vAlign w:val="center"/>
+            <w:tcW w:w="3988" w:type="dxa"/>
             <w:tcMar>
-              <w:top w:w="120" w:type="dxa"/>
-              <w:bottom w:w="120" w:type="dxa"/>
-              <w:left w:w="160" w:type="dxa"/>
-              <w:right w:w="160" w:type="dxa"/>
-            </w:tcMar>
-            <w:shd w:fill="F8FAFC"/>
-          </w:tcPr>
-          <w:p>
-            <w:r/>
-          </w:p>
-          <w:p>
-            <w:pPr>
-              <w:spacing w:before="0" w:after="40" w:line="276" w:lineRule="auto"/>
-              <w:jc w:val="left"/>
-            </w:pPr>
-            <w:r>
-              <w:rPr>
-                <w:rFonts w:ascii="Consolas" w:hAnsi="Consolas"/>
-                <w:sz w:val="19"/>
-              </w:rPr>
-              <w:t>[DOMAIN_NAME]</w:t>
-            </w:r>
-            <w:r>
-              <w:t xml:space="preserve"> (VD: </w:t>
-            </w:r>
-            <w:r>
-              <w:rPr>
-                <w:rFonts w:ascii="Consolas" w:hAnsi="Consolas"/>
-                <w:sz w:val="19"/>
-              </w:rPr>
-              <w:t>khachhang.com</w:t>
-            </w:r>
-            <w:r>
-              <w:t>)</w:t>
-            </w:r>
-          </w:p>
-        </w:tc>
-        <w:tc>
-          <w:tcPr>
-            <w:tcW w:type="dxa" w:w="1372"/>
-            <w:vAlign w:val="center"/>
-            <w:tcMar>
-              <w:top w:w="120" w:type="dxa"/>
-              <w:bottom w:w="120" w:type="dxa"/>
-              <w:left w:w="160" w:type="dxa"/>
-              <w:right w:w="160" w:type="dxa"/>
-            </w:tcMar>
-            <w:shd w:fill="F8FAFC"/>
-          </w:tcPr>
-          <w:p>
-            <w:r/>
-          </w:p>
-          <w:p>
-            <w:pPr>
-              <w:spacing w:before="0" w:after="40" w:line="276" w:lineRule="auto"/>
-              <w:jc w:val="left"/>
-            </w:pPr>
-            <w:r>
-              <w:rPr>
-                <w:rFonts w:ascii="Consolas" w:hAnsi="Consolas"/>
-                <w:sz w:val="19"/>
-              </w:rPr>
-              <w:t>[EMAIL_DOMAIN]</w:t>
-            </w:r>
-          </w:p>
-        </w:tc>
-        <w:tc>
-          <w:tcPr>
-            <w:tcW w:type="dxa" w:w="1372"/>
-            <w:vAlign w:val="center"/>
-            <w:tcMar>
-              <w:top w:w="120" w:type="dxa"/>
-              <w:bottom w:w="120" w:type="dxa"/>
-              <w:left w:w="160" w:type="dxa"/>
-              <w:right w:w="160" w:type="dxa"/>
-            </w:tcMar>
-            <w:shd w:fill="F8FAFC"/>
-          </w:tcPr>
-          <w:p>
-            <w:r/>
-          </w:p>
-          <w:p>
-            <w:pPr>
-              <w:spacing w:before="0" w:after="40" w:line="276" w:lineRule="auto"/>
-              <w:jc w:val="left"/>
-            </w:pPr>
-            <w:r>
-              <w:t>Quản trị tối cao (Registrar Account / Owner)</w:t>
-            </w:r>
-          </w:p>
-        </w:tc>
-        <w:tc>
-          <w:tcPr>
-            <w:tcW w:type="dxa" w:w="1372"/>
-            <w:vAlign w:val="center"/>
-            <w:tcMar>
-              <w:top w:w="120" w:type="dxa"/>
-              <w:bottom w:w="120" w:type="dxa"/>
-              <w:left w:w="160" w:type="dxa"/>
-              <w:right w:w="160" w:type="dxa"/>
-            </w:tcMar>
-            <w:shd w:fill="F8FAFC"/>
-          </w:tcPr>
-          <w:p>
-            <w:r/>
-          </w:p>
-          <w:p>
-            <w:pPr>
-              <w:spacing w:before="0" w:after="40" w:line="276" w:lineRule="auto"/>
-              <w:jc w:val="left"/>
-            </w:pPr>
-            <w:r>
-              <w:t>Mời chuyển quyền / Bitwarden Send link</w:t>
-            </w:r>
-          </w:p>
-        </w:tc>
-        <w:tc>
-          <w:tcPr>
-            <w:tcW w:type="dxa" w:w="1372"/>
-            <w:vAlign w:val="center"/>
-            <w:tcMar>
-              <w:top w:w="120" w:type="dxa"/>
-              <w:bottom w:w="120" w:type="dxa"/>
-              <w:left w:w="160" w:type="dxa"/>
-              <w:right w:w="160" w:type="dxa"/>
-            </w:tcMar>
-            <w:shd w:fill="F8FAFC"/>
-          </w:tcPr>
-          <w:p>
-            <w:r/>
-          </w:p>
-          <w:p>
-            <w:pPr>
-              <w:spacing w:before="0" w:after="40" w:line="276" w:lineRule="auto"/>
-              <w:jc w:val="left"/>
-            </w:pPr>
-            <w:r>
-              <w:t>[ ] Đã nhận &amp; Đã đổi mật khẩu</w:t>
-            </w:r>
-          </w:p>
-          <w:p>
-            <w:pPr>
-              <w:spacing w:before="0" w:after="40" w:line="276" w:lineRule="auto"/>
-              <w:jc w:val="left"/>
-            </w:pPr>
-            <w:r>
-              <w:t>[ ] Đã bật 2FA</w:t>
-            </w:r>
-          </w:p>
-        </w:tc>
-      </w:tr>
-      <w:tr>
-        <w:tc>
-          <w:tcPr>
-            <w:tcW w:type="dxa" w:w="1372"/>
-            <w:vAlign w:val="center"/>
-            <w:tcMar>
-              <w:top w:w="120" w:type="dxa"/>
-              <w:bottom w:w="120" w:type="dxa"/>
-              <w:left w:w="160" w:type="dxa"/>
-              <w:right w:w="160" w:type="dxa"/>
+              <w:top w:w="80" w:type="dxa"/>
+              <w:bottom w:w="80" w:type="dxa"/>
+              <w:left w:w="100" w:type="dxa"/>
+              <w:right w:w="100" w:type="dxa"/>
             </w:tcMar>
             <w:shd w:fill="FFFFFF"/>
           </w:tcPr>
@@ -1065,6 +921,130 @@
               <w:jc w:val="left"/>
             </w:pPr>
             <w:r>
+              <w:t xml:space="preserve">Tên miền: </w:t>
+            </w:r>
+            <w:r>
+              <w:rPr>
+                <w:rFonts w:ascii="Consolas" w:hAnsi="Consolas"/>
+                <w:sz w:val="19"/>
+              </w:rPr>
+              <w:t>[DOMAIN_NAME]</w:t>
+            </w:r>
+          </w:p>
+          <w:p>
+            <w:pPr>
+              <w:spacing w:before="0" w:after="40" w:line="276" w:lineRule="auto"/>
+              <w:jc w:val="left"/>
+            </w:pPr>
+            <w:r>
+              <w:t xml:space="preserve">Email: </w:t>
+            </w:r>
+            <w:r>
+              <w:rPr>
+                <w:rFonts w:ascii="Consolas" w:hAnsi="Consolas"/>
+                <w:sz w:val="19"/>
+              </w:rPr>
+              <w:t>[EMAIL_DOMAIN]</w:t>
+            </w:r>
+          </w:p>
+        </w:tc>
+        <w:tc>
+          <w:tcPr>
+            <w:tcW w:type="dxa" w:w="1656"/>
+            <w:vAlign w:val="center"/>
+            <w:tcW w:w="1655" w:type="dxa"/>
+            <w:tcMar>
+              <w:top w:w="80" w:type="dxa"/>
+              <w:bottom w:w="80" w:type="dxa"/>
+              <w:left w:w="100" w:type="dxa"/>
+              <w:right w:w="100" w:type="dxa"/>
+            </w:tcMar>
+            <w:shd w:fill="FFFFFF"/>
+          </w:tcPr>
+          <w:p>
+            <w:r/>
+          </w:p>
+          <w:p>
+            <w:pPr>
+              <w:spacing w:before="0" w:after="40" w:line="276" w:lineRule="auto"/>
+              <w:jc w:val="left"/>
+            </w:pPr>
+            <w:r>
+              <w:t>Quản trị tối cao (Registrar Account)</w:t>
+            </w:r>
+          </w:p>
+          <w:p>
+            <w:pPr>
+              <w:spacing w:before="0" w:after="40" w:line="276" w:lineRule="auto"/>
+              <w:jc w:val="left"/>
+            </w:pPr>
+            <w:r>
+              <w:t>Phương thức: Mời chuyển quyền / Bitwarden Send</w:t>
+            </w:r>
+          </w:p>
+        </w:tc>
+        <w:tc>
+          <w:tcPr>
+            <w:tcW w:type="dxa" w:w="1080"/>
+            <w:vAlign w:val="center"/>
+            <w:tcW w:w="1080" w:type="dxa"/>
+            <w:tcMar>
+              <w:top w:w="80" w:type="dxa"/>
+              <w:bottom w:w="80" w:type="dxa"/>
+              <w:left w:w="100" w:type="dxa"/>
+              <w:right w:w="100" w:type="dxa"/>
+            </w:tcMar>
+            <w:shd w:fill="FFFFFF"/>
+          </w:tcPr>
+          <w:p>
+            <w:r/>
+          </w:p>
+          <w:p>
+            <w:pPr>
+              <w:spacing w:before="0" w:after="40" w:line="276" w:lineRule="auto"/>
+              <w:jc w:val="center"/>
+            </w:pPr>
+            <w:r>
+              <w:t>[ ] Đã nhận &amp; Đổi mật khẩu</w:t>
+            </w:r>
+          </w:p>
+          <w:p>
+            <w:pPr>
+              <w:spacing w:before="0" w:after="40" w:line="276" w:lineRule="auto"/>
+              <w:jc w:val="center"/>
+            </w:pPr>
+            <w:r>
+              <w:t>[ ] Đã bật bảo mật 2FA</w:t>
+            </w:r>
+          </w:p>
+        </w:tc>
+      </w:tr>
+      <w:tr>
+        <w:trPr>
+          <w:cantSplit/>
+        </w:trPr>
+        <w:tc>
+          <w:tcPr>
+            <w:tcW w:type="dxa" w:w="936"/>
+            <w:vAlign w:val="center"/>
+            <w:tcW w:w="936" w:type="dxa"/>
+            <w:tcMar>
+              <w:top w:w="80" w:type="dxa"/>
+              <w:bottom w:w="80" w:type="dxa"/>
+              <w:left w:w="100" w:type="dxa"/>
+              <w:right w:w="100" w:type="dxa"/>
+            </w:tcMar>
+            <w:shd w:fill="FAFAFA"/>
+          </w:tcPr>
+          <w:p>
+            <w:r/>
+          </w:p>
+          <w:p>
+            <w:pPr>
+              <w:spacing w:before="0" w:after="40" w:line="276" w:lineRule="auto"/>
+              <w:jc w:val="center"/>
+            </w:pPr>
+            <w:r>
               <w:rPr>
                 <w:b/>
               </w:rPr>
@@ -1074,15 +1054,16 @@
         </w:tc>
         <w:tc>
           <w:tcPr>
-            <w:tcW w:type="dxa" w:w="1372"/>
+            <w:tcW w:type="dxa" w:w="2088"/>
             <w:vAlign w:val="center"/>
+            <w:tcW w:w="2088" w:type="dxa"/>
             <w:tcMar>
-              <w:top w:w="120" w:type="dxa"/>
-              <w:bottom w:w="120" w:type="dxa"/>
-              <w:left w:w="160" w:type="dxa"/>
-              <w:right w:w="160" w:type="dxa"/>
+              <w:top w:w="80" w:type="dxa"/>
+              <w:bottom w:w="80" w:type="dxa"/>
+              <w:left w:w="100" w:type="dxa"/>
+              <w:right w:w="100" w:type="dxa"/>
             </w:tcMar>
-            <w:shd w:fill="FFFFFF"/>
+            <w:shd w:fill="FAFAFA"/>
           </w:tcPr>
           <w:p>
             <w:r/>
@@ -1102,15 +1083,16 @@
         </w:tc>
         <w:tc>
           <w:tcPr>
-            <w:tcW w:type="dxa" w:w="1372"/>
+            <w:tcW w:type="dxa" w:w="3989"/>
             <w:vAlign w:val="center"/>
+            <w:tcW w:w="3988" w:type="dxa"/>
             <w:tcMar>
-              <w:top w:w="120" w:type="dxa"/>
-              <w:bottom w:w="120" w:type="dxa"/>
-              <w:left w:w="160" w:type="dxa"/>
-              <w:right w:w="160" w:type="dxa"/>
+              <w:top w:w="80" w:type="dxa"/>
+              <w:bottom w:w="80" w:type="dxa"/>
+              <w:left w:w="100" w:type="dxa"/>
+              <w:right w:w="100" w:type="dxa"/>
             </w:tcMar>
-            <w:shd w:fill="FFFFFF"/>
+            <w:shd w:fill="FAFAFA"/>
           </w:tcPr>
           <w:p>
             <w:r/>
@@ -1121,7 +1103,7 @@
               <w:jc w:val="left"/>
             </w:pPr>
             <w:r>
-              <w:t xml:space="preserve">Cloudflare Zone ID: </w:t>
+              <w:t xml:space="preserve">Zone ID: </w:t>
             </w:r>
             <w:r>
               <w:rPr>
@@ -1131,27 +1113,14 @@
               <w:t>[CF_ZONE_ID]</w:t>
             </w:r>
           </w:p>
-        </w:tc>
-        <w:tc>
-          <w:tcPr>
-            <w:tcW w:type="dxa" w:w="1372"/>
-            <w:vAlign w:val="center"/>
-            <w:tcMar>
-              <w:top w:w="120" w:type="dxa"/>
-              <w:bottom w:w="120" w:type="dxa"/>
-              <w:left w:w="160" w:type="dxa"/>
-              <w:right w:w="160" w:type="dxa"/>
-            </w:tcMar>
-            <w:shd w:fill="FFFFFF"/>
-          </w:tcPr>
-          <w:p>
-            <w:r/>
-          </w:p>
           <w:p>
             <w:pPr>
               <w:spacing w:before="0" w:after="40" w:line="276" w:lineRule="auto"/>
               <w:jc w:val="left"/>
             </w:pPr>
+            <w:r>
+              <w:t xml:space="preserve">Email: </w:t>
+            </w:r>
             <w:r>
               <w:rPr>
                 <w:rFonts w:ascii="Consolas" w:hAnsi="Consolas"/>
@@ -1163,15 +1132,16 @@
         </w:tc>
         <w:tc>
           <w:tcPr>
-            <w:tcW w:type="dxa" w:w="1372"/>
+            <w:tcW w:type="dxa" w:w="1656"/>
             <w:vAlign w:val="center"/>
+            <w:tcW w:w="1655" w:type="dxa"/>
             <w:tcMar>
-              <w:top w:w="120" w:type="dxa"/>
-              <w:bottom w:w="120" w:type="dxa"/>
-              <w:left w:w="160" w:type="dxa"/>
-              <w:right w:w="160" w:type="dxa"/>
+              <w:top w:w="80" w:type="dxa"/>
+              <w:bottom w:w="80" w:type="dxa"/>
+              <w:left w:w="100" w:type="dxa"/>
+              <w:right w:w="100" w:type="dxa"/>
             </w:tcMar>
-            <w:shd w:fill="FFFFFF"/>
+            <w:shd w:fill="FAFAFA"/>
           </w:tcPr>
           <w:p>
             <w:r/>
@@ -1185,16 +1155,66 @@
               <w:t>Super Administrator</w:t>
             </w:r>
           </w:p>
+          <w:p>
+            <w:pPr>
+              <w:spacing w:before="0" w:after="40" w:line="276" w:lineRule="auto"/>
+              <w:jc w:val="left"/>
+            </w:pPr>
+            <w:r>
+              <w:t>Phương thức: Phân quyền qua Cloudflare Members</w:t>
+            </w:r>
+          </w:p>
         </w:tc>
         <w:tc>
           <w:tcPr>
-            <w:tcW w:type="dxa" w:w="1372"/>
+            <w:tcW w:type="dxa" w:w="1080"/>
             <w:vAlign w:val="center"/>
+            <w:tcW w:w="1080" w:type="dxa"/>
             <w:tcMar>
-              <w:top w:w="120" w:type="dxa"/>
-              <w:bottom w:w="120" w:type="dxa"/>
-              <w:left w:w="160" w:type="dxa"/>
-              <w:right w:w="160" w:type="dxa"/>
+              <w:top w:w="80" w:type="dxa"/>
+              <w:bottom w:w="80" w:type="dxa"/>
+              <w:left w:w="100" w:type="dxa"/>
+              <w:right w:w="100" w:type="dxa"/>
+            </w:tcMar>
+            <w:shd w:fill="FAFAFA"/>
+          </w:tcPr>
+          <w:p>
+            <w:r/>
+          </w:p>
+          <w:p>
+            <w:pPr>
+              <w:spacing w:before="0" w:after="40" w:line="276" w:lineRule="auto"/>
+              <w:jc w:val="center"/>
+            </w:pPr>
+            <w:r>
+              <w:t>[ ] Đã nhận quyền Admin</w:t>
+            </w:r>
+          </w:p>
+          <w:p>
+            <w:pPr>
+              <w:spacing w:before="0" w:after="40" w:line="276" w:lineRule="auto"/>
+              <w:jc w:val="center"/>
+            </w:pPr>
+            <w:r>
+              <w:t>[ ] Đã kiểm tra DNS</w:t>
+            </w:r>
+          </w:p>
+        </w:tc>
+      </w:tr>
+      <w:tr>
+        <w:trPr>
+          <w:cantSplit/>
+        </w:trPr>
+        <w:tc>
+          <w:tcPr>
+            <w:tcW w:type="dxa" w:w="936"/>
+            <w:vAlign w:val="center"/>
+            <w:tcW w:w="936" w:type="dxa"/>
+            <w:tcMar>
+              <w:top w:w="80" w:type="dxa"/>
+              <w:bottom w:w="80" w:type="dxa"/>
+              <w:left w:w="100" w:type="dxa"/>
+              <w:right w:w="100" w:type="dxa"/>
             </w:tcMar>
             <w:shd w:fill="FFFFFF"/>
           </w:tcPr>
@@ -1204,68 +1224,7 @@
           <w:p>
             <w:pPr>
               <w:spacing w:before="0" w:after="40" w:line="276" w:lineRule="auto"/>
-              <w:jc w:val="left"/>
-            </w:pPr>
-            <w:r>
-              <w:t>Mời tài khoản Email qua Cloudflare Members</w:t>
-            </w:r>
-          </w:p>
-        </w:tc>
-        <w:tc>
-          <w:tcPr>
-            <w:tcW w:type="dxa" w:w="1372"/>
-            <w:vAlign w:val="center"/>
-            <w:tcMar>
-              <w:top w:w="120" w:type="dxa"/>
-              <w:bottom w:w="120" w:type="dxa"/>
-              <w:left w:w="160" w:type="dxa"/>
-              <w:right w:w="160" w:type="dxa"/>
-            </w:tcMar>
-            <w:shd w:fill="FFFFFF"/>
-          </w:tcPr>
-          <w:p>
-            <w:r/>
-          </w:p>
-          <w:p>
-            <w:pPr>
-              <w:spacing w:before="0" w:after="40" w:line="276" w:lineRule="auto"/>
-              <w:jc w:val="left"/>
-            </w:pPr>
-            <w:r>
-              <w:t>[ ] Đã nhận quyền Admin</w:t>
-            </w:r>
-          </w:p>
-          <w:p>
-            <w:pPr>
-              <w:spacing w:before="0" w:after="40" w:line="276" w:lineRule="auto"/>
-              <w:jc w:val="left"/>
-            </w:pPr>
-            <w:r>
-              <w:t>[ ] Đã kiểm tra DNS</w:t>
-            </w:r>
-          </w:p>
-        </w:tc>
-      </w:tr>
-      <w:tr>
-        <w:tc>
-          <w:tcPr>
-            <w:tcW w:type="dxa" w:w="1372"/>
-            <w:vAlign w:val="center"/>
-            <w:tcMar>
-              <w:top w:w="120" w:type="dxa"/>
-              <w:bottom w:w="120" w:type="dxa"/>
-              <w:left w:w="160" w:type="dxa"/>
-              <w:right w:w="160" w:type="dxa"/>
-            </w:tcMar>
-            <w:shd w:fill="F8FAFC"/>
-          </w:tcPr>
-          <w:p>
-            <w:r/>
-          </w:p>
-          <w:p>
-            <w:pPr>
-              <w:spacing w:before="0" w:after="40" w:line="276" w:lineRule="auto"/>
-              <w:jc w:val="left"/>
+              <w:jc w:val="center"/>
             </w:pPr>
             <w:r>
               <w:rPr>
@@ -1277,15 +1236,16 @@
         </w:tc>
         <w:tc>
           <w:tcPr>
-            <w:tcW w:type="dxa" w:w="1372"/>
+            <w:tcW w:type="dxa" w:w="2088"/>
             <w:vAlign w:val="center"/>
+            <w:tcW w:w="2088" w:type="dxa"/>
             <w:tcMar>
-              <w:top w:w="120" w:type="dxa"/>
-              <w:bottom w:w="120" w:type="dxa"/>
-              <w:left w:w="160" w:type="dxa"/>
-              <w:right w:w="160" w:type="dxa"/>
+              <w:top w:w="80" w:type="dxa"/>
+              <w:bottom w:w="80" w:type="dxa"/>
+              <w:left w:w="100" w:type="dxa"/>
+              <w:right w:w="100" w:type="dxa"/>
             </w:tcMar>
-            <w:shd w:fill="F8FAFC"/>
+            <w:shd w:fill="FFFFFF"/>
           </w:tcPr>
           <w:p>
             <w:r/>
@@ -1305,15 +1265,16 @@
         </w:tc>
         <w:tc>
           <w:tcPr>
-            <w:tcW w:type="dxa" w:w="1372"/>
+            <w:tcW w:type="dxa" w:w="3989"/>
             <w:vAlign w:val="center"/>
+            <w:tcW w:w="3988" w:type="dxa"/>
             <w:tcMar>
-              <w:top w:w="120" w:type="dxa"/>
-              <w:bottom w:w="120" w:type="dxa"/>
-              <w:left w:w="160" w:type="dxa"/>
-              <w:right w:w="160" w:type="dxa"/>
+              <w:top w:w="80" w:type="dxa"/>
+              <w:bottom w:w="80" w:type="dxa"/>
+              <w:left w:w="100" w:type="dxa"/>
+              <w:right w:w="100" w:type="dxa"/>
             </w:tcMar>
-            <w:shd w:fill="F8FAFC"/>
+            <w:shd w:fill="FFFFFF"/>
           </w:tcPr>
           <w:p>
             <w:r/>
@@ -1324,7 +1285,7 @@
               <w:jc w:val="left"/>
             </w:pPr>
             <w:r>
-              <w:t xml:space="preserve">Map Place ID / Tên Profile: </w:t>
+              <w:t xml:space="preserve">Place ID / Tên Map: </w:t>
             </w:r>
             <w:r>
               <w:rPr>
@@ -1334,27 +1295,14 @@
               <w:t>[GBP_NAME]</w:t>
             </w:r>
           </w:p>
-        </w:tc>
-        <w:tc>
-          <w:tcPr>
-            <w:tcW w:type="dxa" w:w="1372"/>
-            <w:vAlign w:val="center"/>
-            <w:tcMar>
-              <w:top w:w="120" w:type="dxa"/>
-              <w:bottom w:w="120" w:type="dxa"/>
-              <w:left w:w="160" w:type="dxa"/>
-              <w:right w:w="160" w:type="dxa"/>
-            </w:tcMar>
-            <w:shd w:fill="F8FAFC"/>
-          </w:tcPr>
-          <w:p>
-            <w:r/>
-          </w:p>
           <w:p>
             <w:pPr>
               <w:spacing w:before="0" w:after="40" w:line="276" w:lineRule="auto"/>
               <w:jc w:val="left"/>
             </w:pPr>
+            <w:r>
+              <w:t xml:space="preserve">Email: </w:t>
+            </w:r>
             <w:r>
               <w:rPr>
                 <w:rFonts w:ascii="Consolas" w:hAnsi="Consolas"/>
@@ -1366,15 +1314,16 @@
         </w:tc>
         <w:tc>
           <w:tcPr>
-            <w:tcW w:type="dxa" w:w="1372"/>
+            <w:tcW w:type="dxa" w:w="1656"/>
             <w:vAlign w:val="center"/>
+            <w:tcW w:w="1655" w:type="dxa"/>
             <w:tcMar>
-              <w:top w:w="120" w:type="dxa"/>
-              <w:bottom w:w="120" w:type="dxa"/>
-              <w:left w:w="160" w:type="dxa"/>
-              <w:right w:w="160" w:type="dxa"/>
+              <w:top w:w="80" w:type="dxa"/>
+              <w:bottom w:w="80" w:type="dxa"/>
+              <w:left w:w="100" w:type="dxa"/>
+              <w:right w:w="100" w:type="dxa"/>
             </w:tcMar>
-            <w:shd w:fill="F8FAFC"/>
+            <w:shd w:fill="FFFFFF"/>
           </w:tcPr>
           <w:p>
             <w:r/>
@@ -1388,77 +1337,26 @@
               <w:t>Chủ sở hữu chính (Primary Owner)</w:t>
             </w:r>
           </w:p>
-        </w:tc>
-        <w:tc>
-          <w:tcPr>
-            <w:tcW w:type="dxa" w:w="1372"/>
-            <w:vAlign w:val="center"/>
-            <w:tcMar>
-              <w:top w:w="120" w:type="dxa"/>
-              <w:bottom w:w="120" w:type="dxa"/>
-              <w:left w:w="160" w:type="dxa"/>
-              <w:right w:w="160" w:type="dxa"/>
-            </w:tcMar>
-            <w:shd w:fill="F8FAFC"/>
-          </w:tcPr>
-          <w:p>
-            <w:r/>
-          </w:p>
           <w:p>
             <w:pPr>
               <w:spacing w:before="0" w:after="40" w:line="276" w:lineRule="auto"/>
               <w:jc w:val="left"/>
             </w:pPr>
             <w:r>
-              <w:t>Quy trình chuyển giao sau 7 ngày của Google</w:t>
+              <w:t>Phương thức: Phân quyền sau 7 ngày của Google</w:t>
             </w:r>
           </w:p>
         </w:tc>
         <w:tc>
           <w:tcPr>
-            <w:tcW w:type="dxa" w:w="1372"/>
+            <w:tcW w:type="dxa" w:w="1080"/>
             <w:vAlign w:val="center"/>
+            <w:tcW w:w="1080" w:type="dxa"/>
             <w:tcMar>
-              <w:top w:w="120" w:type="dxa"/>
-              <w:bottom w:w="120" w:type="dxa"/>
-              <w:left w:w="160" w:type="dxa"/>
-              <w:right w:w="160" w:type="dxa"/>
-            </w:tcMar>
-            <w:shd w:fill="F8FAFC"/>
-          </w:tcPr>
-          <w:p>
-            <w:r/>
-          </w:p>
-          <w:p>
-            <w:pPr>
-              <w:spacing w:before="0" w:after="40" w:line="276" w:lineRule="auto"/>
-              <w:jc w:val="left"/>
-            </w:pPr>
-            <w:r>
-              <w:t>[ ] Đã nhận lời mời Owner</w:t>
-            </w:r>
-          </w:p>
-          <w:p>
-            <w:pPr>
-              <w:spacing w:before="0" w:after="40" w:line="276" w:lineRule="auto"/>
-              <w:jc w:val="left"/>
-            </w:pPr>
-            <w:r>
-              <w:t>[ ] Đã lên lịch chuyển Primary Owner</w:t>
-            </w:r>
-          </w:p>
-        </w:tc>
-      </w:tr>
-      <w:tr>
-        <w:tc>
-          <w:tcPr>
-            <w:tcW w:type="dxa" w:w="1372"/>
-            <w:vAlign w:val="center"/>
-            <w:tcMar>
-              <w:top w:w="120" w:type="dxa"/>
-              <w:bottom w:w="120" w:type="dxa"/>
-              <w:left w:w="160" w:type="dxa"/>
-              <w:right w:w="160" w:type="dxa"/>
+              <w:top w:w="80" w:type="dxa"/>
+              <w:bottom w:w="80" w:type="dxa"/>
+              <w:left w:w="100" w:type="dxa"/>
+              <w:right w:w="100" w:type="dxa"/>
             </w:tcMar>
             <w:shd w:fill="FFFFFF"/>
           </w:tcPr>
@@ -1468,7 +1366,47 @@
           <w:p>
             <w:pPr>
               <w:spacing w:before="0" w:after="40" w:line="276" w:lineRule="auto"/>
-              <w:jc w:val="left"/>
+              <w:jc w:val="center"/>
+            </w:pPr>
+            <w:r>
+              <w:t>[ ] Đã nhận lời mời Owner</w:t>
+            </w:r>
+          </w:p>
+          <w:p>
+            <w:pPr>
+              <w:spacing w:before="0" w:after="40" w:line="276" w:lineRule="auto"/>
+              <w:jc w:val="center"/>
+            </w:pPr>
+            <w:r>
+              <w:t>[ ] Đã lên lịch chuyển Primary</w:t>
+            </w:r>
+          </w:p>
+        </w:tc>
+      </w:tr>
+      <w:tr>
+        <w:trPr>
+          <w:cantSplit/>
+        </w:trPr>
+        <w:tc>
+          <w:tcPr>
+            <w:tcW w:type="dxa" w:w="936"/>
+            <w:vAlign w:val="center"/>
+            <w:tcW w:w="936" w:type="dxa"/>
+            <w:tcMar>
+              <w:top w:w="80" w:type="dxa"/>
+              <w:bottom w:w="80" w:type="dxa"/>
+              <w:left w:w="100" w:type="dxa"/>
+              <w:right w:w="100" w:type="dxa"/>
+            </w:tcMar>
+            <w:shd w:fill="FAFAFA"/>
+          </w:tcPr>
+          <w:p>
+            <w:r/>
+          </w:p>
+          <w:p>
+            <w:pPr>
+              <w:spacing w:before="0" w:after="40" w:line="276" w:lineRule="auto"/>
+              <w:jc w:val="center"/>
             </w:pPr>
             <w:r>
               <w:rPr>
@@ -1480,15 +1418,16 @@
         </w:tc>
         <w:tc>
           <w:tcPr>
-            <w:tcW w:type="dxa" w:w="1372"/>
+            <w:tcW w:type="dxa" w:w="2088"/>
             <w:vAlign w:val="center"/>
+            <w:tcW w:w="2088" w:type="dxa"/>
             <w:tcMar>
-              <w:top w:w="120" w:type="dxa"/>
-              <w:bottom w:w="120" w:type="dxa"/>
-              <w:left w:w="160" w:type="dxa"/>
-              <w:right w:w="160" w:type="dxa"/>
+              <w:top w:w="80" w:type="dxa"/>
+              <w:bottom w:w="80" w:type="dxa"/>
+              <w:left w:w="100" w:type="dxa"/>
+              <w:right w:w="100" w:type="dxa"/>
             </w:tcMar>
-            <w:shd w:fill="FFFFFF"/>
+            <w:shd w:fill="FAFAFA"/>
           </w:tcPr>
           <w:p>
             <w:r/>
@@ -1508,15 +1447,16 @@
         </w:tc>
         <w:tc>
           <w:tcPr>
-            <w:tcW w:type="dxa" w:w="1372"/>
+            <w:tcW w:type="dxa" w:w="3989"/>
             <w:vAlign w:val="center"/>
+            <w:tcW w:w="3988" w:type="dxa"/>
             <w:tcMar>
-              <w:top w:w="120" w:type="dxa"/>
-              <w:bottom w:w="120" w:type="dxa"/>
-              <w:left w:w="160" w:type="dxa"/>
-              <w:right w:w="160" w:type="dxa"/>
+              <w:top w:w="80" w:type="dxa"/>
+              <w:bottom w:w="80" w:type="dxa"/>
+              <w:left w:w="100" w:type="dxa"/>
+              <w:right w:w="100" w:type="dxa"/>
             </w:tcMar>
-            <w:shd w:fill="FFFFFF"/>
+            <w:shd w:fill="FAFAFA"/>
           </w:tcPr>
           <w:p>
             <w:r/>
@@ -1527,7 +1467,7 @@
               <w:jc w:val="left"/>
             </w:pPr>
             <w:r>
-              <w:t xml:space="preserve">Customer ID: </w:t>
+              <w:t xml:space="preserve">CID: </w:t>
             </w:r>
             <w:r>
               <w:rPr>
@@ -1536,31 +1476,15 @@
               </w:rPr>
               <w:t>[GOOGLE_ADS_CID]</w:t>
             </w:r>
-            <w:r>
-              <w:t xml:space="preserve"> (10 chữ số)</w:t>
-            </w:r>
-          </w:p>
-        </w:tc>
-        <w:tc>
-          <w:tcPr>
-            <w:tcW w:type="dxa" w:w="1372"/>
-            <w:vAlign w:val="center"/>
-            <w:tcMar>
-              <w:top w:w="120" w:type="dxa"/>
-              <w:bottom w:w="120" w:type="dxa"/>
-              <w:left w:w="160" w:type="dxa"/>
-              <w:right w:w="160" w:type="dxa"/>
-            </w:tcMar>
-            <w:shd w:fill="FFFFFF"/>
-          </w:tcPr>
-          <w:p>
-            <w:r/>
           </w:p>
           <w:p>
             <w:pPr>
               <w:spacing w:before="0" w:after="40" w:line="276" w:lineRule="auto"/>
               <w:jc w:val="left"/>
             </w:pPr>
+            <w:r>
+              <w:t xml:space="preserve">Email: </w:t>
+            </w:r>
             <w:r>
               <w:rPr>
                 <w:rFonts w:ascii="Consolas" w:hAnsi="Consolas"/>
@@ -1572,15 +1496,16 @@
         </w:tc>
         <w:tc>
           <w:tcPr>
-            <w:tcW w:type="dxa" w:w="1372"/>
+            <w:tcW w:type="dxa" w:w="1656"/>
             <w:vAlign w:val="center"/>
+            <w:tcW w:w="1655" w:type="dxa"/>
             <w:tcMar>
-              <w:top w:w="120" w:type="dxa"/>
-              <w:bottom w:w="120" w:type="dxa"/>
-              <w:left w:w="160" w:type="dxa"/>
-              <w:right w:w="160" w:type="dxa"/>
+              <w:top w:w="80" w:type="dxa"/>
+              <w:bottom w:w="80" w:type="dxa"/>
+              <w:left w:w="100" w:type="dxa"/>
+              <w:right w:w="100" w:type="dxa"/>
             </w:tcMar>
-            <w:shd w:fill="FFFFFF"/>
+            <w:shd w:fill="FAFAFA"/>
           </w:tcPr>
           <w:p>
             <w:r/>
@@ -1594,16 +1519,66 @@
               <w:t>Quyền Quản trị viên (Admin)</w:t>
             </w:r>
           </w:p>
+          <w:p>
+            <w:pPr>
+              <w:spacing w:before="0" w:after="40" w:line="276" w:lineRule="auto"/>
+              <w:jc w:val="left"/>
+            </w:pPr>
+            <w:r>
+              <w:t>Phương thức: Lời mời quản trị Google Ads Tools</w:t>
+            </w:r>
+          </w:p>
         </w:tc>
         <w:tc>
           <w:tcPr>
-            <w:tcW w:type="dxa" w:w="1372"/>
+            <w:tcW w:type="dxa" w:w="1080"/>
             <w:vAlign w:val="center"/>
+            <w:tcW w:w="1080" w:type="dxa"/>
             <w:tcMar>
-              <w:top w:w="120" w:type="dxa"/>
-              <w:bottom w:w="120" w:type="dxa"/>
-              <w:left w:w="160" w:type="dxa"/>
-              <w:right w:w="160" w:type="dxa"/>
+              <w:top w:w="80" w:type="dxa"/>
+              <w:bottom w:w="80" w:type="dxa"/>
+              <w:left w:w="100" w:type="dxa"/>
+              <w:right w:w="100" w:type="dxa"/>
+            </w:tcMar>
+            <w:shd w:fill="FAFAFA"/>
+          </w:tcPr>
+          <w:p>
+            <w:r/>
+          </w:p>
+          <w:p>
+            <w:pPr>
+              <w:spacing w:before="0" w:after="40" w:line="276" w:lineRule="auto"/>
+              <w:jc w:val="center"/>
+            </w:pPr>
+            <w:r>
+              <w:t>[ ] Đã chấp nhận quyền Admin</w:t>
+            </w:r>
+          </w:p>
+          <w:p>
+            <w:pPr>
+              <w:spacing w:before="0" w:after="40" w:line="276" w:lineRule="auto"/>
+              <w:jc w:val="center"/>
+            </w:pPr>
+            <w:r>
+              <w:t>[ ] Đã tự liên kết thẻ thanh toán</w:t>
+            </w:r>
+          </w:p>
+        </w:tc>
+      </w:tr>
+      <w:tr>
+        <w:trPr>
+          <w:cantSplit/>
+        </w:trPr>
+        <w:tc>
+          <w:tcPr>
+            <w:tcW w:type="dxa" w:w="936"/>
+            <w:vAlign w:val="center"/>
+            <w:tcW w:w="936" w:type="dxa"/>
+            <w:tcMar>
+              <w:top w:w="80" w:type="dxa"/>
+              <w:bottom w:w="80" w:type="dxa"/>
+              <w:left w:w="100" w:type="dxa"/>
+              <w:right w:w="100" w:type="dxa"/>
             </w:tcMar>
             <w:shd w:fill="FFFFFF"/>
           </w:tcPr>
@@ -1613,68 +1588,7 @@
           <w:p>
             <w:pPr>
               <w:spacing w:before="0" w:after="40" w:line="276" w:lineRule="auto"/>
-              <w:jc w:val="left"/>
-            </w:pPr>
-            <w:r>
-              <w:t>Gửi lời mời quản trị qua Google Ads Tools</w:t>
-            </w:r>
-          </w:p>
-        </w:tc>
-        <w:tc>
-          <w:tcPr>
-            <w:tcW w:type="dxa" w:w="1372"/>
-            <w:vAlign w:val="center"/>
-            <w:tcMar>
-              <w:top w:w="120" w:type="dxa"/>
-              <w:bottom w:w="120" w:type="dxa"/>
-              <w:left w:w="160" w:type="dxa"/>
-              <w:right w:w="160" w:type="dxa"/>
-            </w:tcMar>
-            <w:shd w:fill="FFFFFF"/>
-          </w:tcPr>
-          <w:p>
-            <w:r/>
-          </w:p>
-          <w:p>
-            <w:pPr>
-              <w:spacing w:before="0" w:after="40" w:line="276" w:lineRule="auto"/>
-              <w:jc w:val="left"/>
-            </w:pPr>
-            <w:r>
-              <w:t>[ ] Đã chấp nhận quyền Admin</w:t>
-            </w:r>
-          </w:p>
-          <w:p>
-            <w:pPr>
-              <w:spacing w:before="0" w:after="40" w:line="276" w:lineRule="auto"/>
-              <w:jc w:val="left"/>
-            </w:pPr>
-            <w:r>
-              <w:t>[ ] Đã tự liên kết thẻ thanh toán</w:t>
-            </w:r>
-          </w:p>
-        </w:tc>
-      </w:tr>
-      <w:tr>
-        <w:tc>
-          <w:tcPr>
-            <w:tcW w:type="dxa" w:w="1372"/>
-            <w:vAlign w:val="center"/>
-            <w:tcMar>
-              <w:top w:w="120" w:type="dxa"/>
-              <w:bottom w:w="120" w:type="dxa"/>
-              <w:left w:w="160" w:type="dxa"/>
-              <w:right w:w="160" w:type="dxa"/>
-            </w:tcMar>
-            <w:shd w:fill="F8FAFC"/>
-          </w:tcPr>
-          <w:p>
-            <w:r/>
-          </w:p>
-          <w:p>
-            <w:pPr>
-              <w:spacing w:before="0" w:after="40" w:line="276" w:lineRule="auto"/>
-              <w:jc w:val="left"/>
+              <w:jc w:val="center"/>
             </w:pPr>
             <w:r>
               <w:rPr>
@@ -1686,15 +1600,16 @@
         </w:tc>
         <w:tc>
           <w:tcPr>
-            <w:tcW w:type="dxa" w:w="1372"/>
+            <w:tcW w:type="dxa" w:w="2088"/>
             <w:vAlign w:val="center"/>
+            <w:tcW w:w="2088" w:type="dxa"/>
             <w:tcMar>
-              <w:top w:w="120" w:type="dxa"/>
-              <w:bottom w:w="120" w:type="dxa"/>
-              <w:left w:w="160" w:type="dxa"/>
-              <w:right w:w="160" w:type="dxa"/>
+              <w:top w:w="80" w:type="dxa"/>
+              <w:bottom w:w="80" w:type="dxa"/>
+              <w:left w:w="100" w:type="dxa"/>
+              <w:right w:w="100" w:type="dxa"/>
             </w:tcMar>
-            <w:shd w:fill="F8FAFC"/>
+            <w:shd w:fill="FFFFFF"/>
           </w:tcPr>
           <w:p>
             <w:r/>
@@ -1714,167 +1629,14 @@
         </w:tc>
         <w:tc>
           <w:tcPr>
-            <w:tcW w:type="dxa" w:w="1372"/>
+            <w:tcW w:type="dxa" w:w="3989"/>
             <w:vAlign w:val="center"/>
+            <w:tcW w:w="3988" w:type="dxa"/>
             <w:tcMar>
-              <w:top w:w="120" w:type="dxa"/>
-              <w:bottom w:w="120" w:type="dxa"/>
-              <w:left w:w="160" w:type="dxa"/>
-              <w:right w:w="160" w:type="dxa"/>
-            </w:tcMar>
-            <w:shd w:fill="F8FAFC"/>
-          </w:tcPr>
-          <w:p>
-            <w:r/>
-          </w:p>
-          <w:p>
-            <w:pPr>
-              <w:spacing w:before="0" w:after="40" w:line="276" w:lineRule="auto"/>
-              <w:jc w:val="left"/>
-            </w:pPr>
-            <w:r>
-              <w:t xml:space="preserve">GA4 Property ID: </w:t>
-            </w:r>
-            <w:r>
-              <w:rPr>
-                <w:rFonts w:ascii="Consolas" w:hAnsi="Consolas"/>
-                <w:sz w:val="19"/>
-              </w:rPr>
-              <w:t>[GA4_ID]</w:t>
-            </w:r>
-          </w:p>
-          <w:p>
-            <w:pPr>
-              <w:spacing w:before="0" w:after="40" w:line="276" w:lineRule="auto"/>
-              <w:jc w:val="left"/>
-            </w:pPr>
-            <w:r>
-              <w:t xml:space="preserve">GTM Container ID: </w:t>
-            </w:r>
-            <w:r>
-              <w:rPr>
-                <w:rFonts w:ascii="Consolas" w:hAnsi="Consolas"/>
-                <w:sz w:val="19"/>
-              </w:rPr>
-              <w:t>[GTM_ID]</w:t>
-            </w:r>
-          </w:p>
-        </w:tc>
-        <w:tc>
-          <w:tcPr>
-            <w:tcW w:type="dxa" w:w="1372"/>
-            <w:vAlign w:val="center"/>
-            <w:tcMar>
-              <w:top w:w="120" w:type="dxa"/>
-              <w:bottom w:w="120" w:type="dxa"/>
-              <w:left w:w="160" w:type="dxa"/>
-              <w:right w:w="160" w:type="dxa"/>
-            </w:tcMar>
-            <w:shd w:fill="F8FAFC"/>
-          </w:tcPr>
-          <w:p>
-            <w:r/>
-          </w:p>
-          <w:p>
-            <w:pPr>
-              <w:spacing w:before="0" w:after="40" w:line="276" w:lineRule="auto"/>
-              <w:jc w:val="left"/>
-            </w:pPr>
-            <w:r>
-              <w:rPr>
-                <w:rFonts w:ascii="Consolas" w:hAnsi="Consolas"/>
-                <w:sz w:val="19"/>
-              </w:rPr>
-              <w:t>[EMAIL_GOOGLE_A]</w:t>
-            </w:r>
-          </w:p>
-        </w:tc>
-        <w:tc>
-          <w:tcPr>
-            <w:tcW w:type="dxa" w:w="1372"/>
-            <w:vAlign w:val="center"/>
-            <w:tcMar>
-              <w:top w:w="120" w:type="dxa"/>
-              <w:bottom w:w="120" w:type="dxa"/>
-              <w:left w:w="160" w:type="dxa"/>
-              <w:right w:w="160" w:type="dxa"/>
-            </w:tcMar>
-            <w:shd w:fill="F8FAFC"/>
-          </w:tcPr>
-          <w:p>
-            <w:r/>
-          </w:p>
-          <w:p>
-            <w:pPr>
-              <w:spacing w:before="0" w:after="40" w:line="276" w:lineRule="auto"/>
-              <w:jc w:val="left"/>
-            </w:pPr>
-            <w:r>
-              <w:t>Quản trị viên (Administrator)</w:t>
-            </w:r>
-          </w:p>
-        </w:tc>
-        <w:tc>
-          <w:tcPr>
-            <w:tcW w:type="dxa" w:w="1372"/>
-            <w:vAlign w:val="center"/>
-            <w:tcMar>
-              <w:top w:w="120" w:type="dxa"/>
-              <w:bottom w:w="120" w:type="dxa"/>
-              <w:left w:w="160" w:type="dxa"/>
-              <w:right w:w="160" w:type="dxa"/>
-            </w:tcMar>
-            <w:shd w:fill="F8FAFC"/>
-          </w:tcPr>
-          <w:p>
-            <w:r/>
-          </w:p>
-          <w:p>
-            <w:pPr>
-              <w:spacing w:before="0" w:after="40" w:line="276" w:lineRule="auto"/>
-              <w:jc w:val="left"/>
-            </w:pPr>
-            <w:r>
-              <w:t>Phân quyền User qua Google Marketing Platform</w:t>
-            </w:r>
-          </w:p>
-        </w:tc>
-        <w:tc>
-          <w:tcPr>
-            <w:tcW w:type="dxa" w:w="1372"/>
-            <w:vAlign w:val="center"/>
-            <w:tcMar>
-              <w:top w:w="120" w:type="dxa"/>
-              <w:bottom w:w="120" w:type="dxa"/>
-              <w:left w:w="160" w:type="dxa"/>
-              <w:right w:w="160" w:type="dxa"/>
-            </w:tcMar>
-            <w:shd w:fill="F8FAFC"/>
-          </w:tcPr>
-          <w:p>
-            <w:r/>
-          </w:p>
-          <w:p>
-            <w:pPr>
-              <w:spacing w:before="0" w:after="40" w:line="276" w:lineRule="auto"/>
-              <w:jc w:val="left"/>
-            </w:pPr>
-            <w:r>
-              <w:t>[ ] Đã nhận quyền Admin</w:t>
-            </w:r>
-          </w:p>
-        </w:tc>
-      </w:tr>
-      <w:tr>
-        <w:tc>
-          <w:tcPr>
-            <w:tcW w:type="dxa" w:w="1372"/>
-            <w:vAlign w:val="center"/>
-            <w:tcMar>
-              <w:top w:w="120" w:type="dxa"/>
-              <w:bottom w:w="120" w:type="dxa"/>
-              <w:left w:w="160" w:type="dxa"/>
-              <w:right w:w="160" w:type="dxa"/>
+              <w:top w:w="80" w:type="dxa"/>
+              <w:bottom w:w="80" w:type="dxa"/>
+              <w:left w:w="100" w:type="dxa"/>
+              <w:right w:w="100" w:type="dxa"/>
             </w:tcMar>
             <w:shd w:fill="FFFFFF"/>
           </w:tcPr>
@@ -1887,6 +1649,140 @@
               <w:jc w:val="left"/>
             </w:pPr>
             <w:r>
+              <w:t xml:space="preserve">GA4 ID: </w:t>
+            </w:r>
+            <w:r>
+              <w:rPr>
+                <w:rFonts w:ascii="Consolas" w:hAnsi="Consolas"/>
+                <w:sz w:val="19"/>
+              </w:rPr>
+              <w:t>[GA4_ID]</w:t>
+            </w:r>
+            <w:r>
+              <w:t xml:space="preserve"> / GTM ID: </w:t>
+            </w:r>
+            <w:r>
+              <w:rPr>
+                <w:rFonts w:ascii="Consolas" w:hAnsi="Consolas"/>
+                <w:sz w:val="19"/>
+              </w:rPr>
+              <w:t>[GTM_ID]</w:t>
+            </w:r>
+          </w:p>
+          <w:p>
+            <w:pPr>
+              <w:spacing w:before="0" w:after="40" w:line="276" w:lineRule="auto"/>
+              <w:jc w:val="left"/>
+            </w:pPr>
+            <w:r>
+              <w:t xml:space="preserve">Email: </w:t>
+            </w:r>
+            <w:r>
+              <w:rPr>
+                <w:rFonts w:ascii="Consolas" w:hAnsi="Consolas"/>
+                <w:sz w:val="19"/>
+              </w:rPr>
+              <w:t>[EMAIL_GOOGLE_A]</w:t>
+            </w:r>
+          </w:p>
+        </w:tc>
+        <w:tc>
+          <w:tcPr>
+            <w:tcW w:type="dxa" w:w="1656"/>
+            <w:vAlign w:val="center"/>
+            <w:tcW w:w="1655" w:type="dxa"/>
+            <w:tcMar>
+              <w:top w:w="80" w:type="dxa"/>
+              <w:bottom w:w="80" w:type="dxa"/>
+              <w:left w:w="100" w:type="dxa"/>
+              <w:right w:w="100" w:type="dxa"/>
+            </w:tcMar>
+            <w:shd w:fill="FFFFFF"/>
+          </w:tcPr>
+          <w:p>
+            <w:r/>
+          </w:p>
+          <w:p>
+            <w:pPr>
+              <w:spacing w:before="0" w:after="40" w:line="276" w:lineRule="auto"/>
+              <w:jc w:val="left"/>
+            </w:pPr>
+            <w:r>
+              <w:t>Administrator</w:t>
+            </w:r>
+          </w:p>
+          <w:p>
+            <w:pPr>
+              <w:spacing w:before="0" w:after="40" w:line="276" w:lineRule="auto"/>
+              <w:jc w:val="left"/>
+            </w:pPr>
+            <w:r>
+              <w:t>Phương thức: Phân quyền Google Marketing Platform</w:t>
+            </w:r>
+          </w:p>
+        </w:tc>
+        <w:tc>
+          <w:tcPr>
+            <w:tcW w:type="dxa" w:w="1080"/>
+            <w:vAlign w:val="center"/>
+            <w:tcW w:w="1080" w:type="dxa"/>
+            <w:tcMar>
+              <w:top w:w="80" w:type="dxa"/>
+              <w:bottom w:w="80" w:type="dxa"/>
+              <w:left w:w="100" w:type="dxa"/>
+              <w:right w:w="100" w:type="dxa"/>
+            </w:tcMar>
+            <w:shd w:fill="FFFFFF"/>
+          </w:tcPr>
+          <w:p>
+            <w:r/>
+          </w:p>
+          <w:p>
+            <w:pPr>
+              <w:spacing w:before="0" w:after="40" w:line="276" w:lineRule="auto"/>
+              <w:jc w:val="center"/>
+            </w:pPr>
+            <w:r>
+              <w:t>[ ] Đã nhận quyền Admin</w:t>
+            </w:r>
+          </w:p>
+          <w:p>
+            <w:pPr>
+              <w:spacing w:before="0" w:after="40" w:line="276" w:lineRule="auto"/>
+              <w:jc w:val="center"/>
+            </w:pPr>
+            <w:r>
+              <w:t>[ ] Đã kiểm tra luồng dữ liệu</w:t>
+            </w:r>
+          </w:p>
+        </w:tc>
+      </w:tr>
+      <w:tr>
+        <w:trPr>
+          <w:cantSplit/>
+        </w:trPr>
+        <w:tc>
+          <w:tcPr>
+            <w:tcW w:type="dxa" w:w="936"/>
+            <w:vAlign w:val="center"/>
+            <w:tcW w:w="936" w:type="dxa"/>
+            <w:tcMar>
+              <w:top w:w="80" w:type="dxa"/>
+              <w:bottom w:w="80" w:type="dxa"/>
+              <w:left w:w="100" w:type="dxa"/>
+              <w:right w:w="100" w:type="dxa"/>
+            </w:tcMar>
+            <w:shd w:fill="FAFAFA"/>
+          </w:tcPr>
+          <w:p>
+            <w:r/>
+          </w:p>
+          <w:p>
+            <w:pPr>
+              <w:spacing w:before="0" w:after="40" w:line="276" w:lineRule="auto"/>
+              <w:jc w:val="center"/>
+            </w:pPr>
+            <w:r>
               <w:rPr>
                 <w:b/>
               </w:rPr>
@@ -1896,15 +1792,16 @@
         </w:tc>
         <w:tc>
           <w:tcPr>
-            <w:tcW w:type="dxa" w:w="1372"/>
+            <w:tcW w:type="dxa" w:w="2088"/>
             <w:vAlign w:val="center"/>
+            <w:tcW w:w="2088" w:type="dxa"/>
             <w:tcMar>
-              <w:top w:w="120" w:type="dxa"/>
-              <w:bottom w:w="120" w:type="dxa"/>
-              <w:left w:w="160" w:type="dxa"/>
-              <w:right w:w="160" w:type="dxa"/>
+              <w:top w:w="80" w:type="dxa"/>
+              <w:bottom w:w="80" w:type="dxa"/>
+              <w:left w:w="100" w:type="dxa"/>
+              <w:right w:w="100" w:type="dxa"/>
             </w:tcMar>
-            <w:shd w:fill="FFFFFF"/>
+            <w:shd w:fill="FAFAFA"/>
           </w:tcPr>
           <w:p>
             <w:r/>
@@ -1924,15 +1821,16 @@
         </w:tc>
         <w:tc>
           <w:tcPr>
-            <w:tcW w:type="dxa" w:w="1372"/>
+            <w:tcW w:type="dxa" w:w="3989"/>
             <w:vAlign w:val="center"/>
+            <w:tcW w:w="3988" w:type="dxa"/>
             <w:tcMar>
-              <w:top w:w="120" w:type="dxa"/>
-              <w:bottom w:w="120" w:type="dxa"/>
-              <w:left w:w="160" w:type="dxa"/>
-              <w:right w:w="160" w:type="dxa"/>
+              <w:top w:w="80" w:type="dxa"/>
+              <w:bottom w:w="80" w:type="dxa"/>
+              <w:left w:w="100" w:type="dxa"/>
+              <w:right w:w="100" w:type="dxa"/>
             </w:tcMar>
-            <w:shd w:fill="FFFFFF"/>
+            <w:shd w:fill="FAFAFA"/>
           </w:tcPr>
           <w:p>
             <w:r/>
@@ -1943,7 +1841,7 @@
               <w:jc w:val="left"/>
             </w:pPr>
             <w:r>
-              <w:t xml:space="preserve">Git Repo / Web Admin URL: </w:t>
+              <w:t xml:space="preserve">Git Repo / Web URL: </w:t>
             </w:r>
             <w:r>
               <w:rPr>
@@ -1953,27 +1851,14 @@
               <w:t>[URL_ADMIN]</w:t>
             </w:r>
           </w:p>
-        </w:tc>
-        <w:tc>
-          <w:tcPr>
-            <w:tcW w:type="dxa" w:w="1372"/>
-            <w:vAlign w:val="center"/>
-            <w:tcMar>
-              <w:top w:w="120" w:type="dxa"/>
-              <w:bottom w:w="120" w:type="dxa"/>
-              <w:left w:w="160" w:type="dxa"/>
-              <w:right w:w="160" w:type="dxa"/>
-            </w:tcMar>
-            <w:shd w:fill="FFFFFF"/>
-          </w:tcPr>
-          <w:p>
-            <w:r/>
-          </w:p>
           <w:p>
             <w:pPr>
               <w:spacing w:before="0" w:after="40" w:line="276" w:lineRule="auto"/>
               <w:jc w:val="left"/>
             </w:pPr>
+            <w:r>
+              <w:t xml:space="preserve">Email: </w:t>
+            </w:r>
             <w:r>
               <w:rPr>
                 <w:rFonts w:ascii="Consolas" w:hAnsi="Consolas"/>
@@ -1985,15 +1870,16 @@
         </w:tc>
         <w:tc>
           <w:tcPr>
-            <w:tcW w:type="dxa" w:w="1372"/>
+            <w:tcW w:type="dxa" w:w="1656"/>
             <w:vAlign w:val="center"/>
+            <w:tcW w:w="1655" w:type="dxa"/>
             <w:tcMar>
-              <w:top w:w="120" w:type="dxa"/>
-              <w:bottom w:w="120" w:type="dxa"/>
-              <w:left w:w="160" w:type="dxa"/>
-              <w:right w:w="160" w:type="dxa"/>
+              <w:top w:w="80" w:type="dxa"/>
+              <w:bottom w:w="80" w:type="dxa"/>
+              <w:left w:w="100" w:type="dxa"/>
+              <w:right w:w="100" w:type="dxa"/>
             </w:tcMar>
-            <w:shd w:fill="FFFFFF"/>
+            <w:shd w:fill="FAFAFA"/>
           </w:tcPr>
           <w:p>
             <w:r/>
@@ -2007,16 +1893,66 @@
               <w:t>Owner / Admin</w:t>
             </w:r>
           </w:p>
+          <w:p>
+            <w:pPr>
+              <w:spacing w:before="0" w:after="40" w:line="276" w:lineRule="auto"/>
+              <w:jc w:val="left"/>
+            </w:pPr>
+            <w:r>
+              <w:t>Phương thức: Bàn giao Repo / Admin User</w:t>
+            </w:r>
+          </w:p>
         </w:tc>
         <w:tc>
           <w:tcPr>
-            <w:tcW w:type="dxa" w:w="1372"/>
+            <w:tcW w:type="dxa" w:w="1080"/>
             <w:vAlign w:val="center"/>
+            <w:tcW w:w="1080" w:type="dxa"/>
             <w:tcMar>
-              <w:top w:w="120" w:type="dxa"/>
-              <w:bottom w:w="120" w:type="dxa"/>
-              <w:left w:w="160" w:type="dxa"/>
-              <w:right w:w="160" w:type="dxa"/>
+              <w:top w:w="80" w:type="dxa"/>
+              <w:bottom w:w="80" w:type="dxa"/>
+              <w:left w:w="100" w:type="dxa"/>
+              <w:right w:w="100" w:type="dxa"/>
+            </w:tcMar>
+            <w:shd w:fill="FAFAFA"/>
+          </w:tcPr>
+          <w:p>
+            <w:r/>
+          </w:p>
+          <w:p>
+            <w:pPr>
+              <w:spacing w:before="0" w:after="40" w:line="276" w:lineRule="auto"/>
+              <w:jc w:val="center"/>
+            </w:pPr>
+            <w:r>
+              <w:t>[ ] Đã nhận bàn giao</w:t>
+            </w:r>
+          </w:p>
+          <w:p>
+            <w:pPr>
+              <w:spacing w:before="0" w:after="40" w:line="276" w:lineRule="auto"/>
+              <w:jc w:val="center"/>
+            </w:pPr>
+            <w:r>
+              <w:t>[ ] Đã đăng nhập thử nghiệm</w:t>
+            </w:r>
+          </w:p>
+        </w:tc>
+      </w:tr>
+      <w:tr>
+        <w:trPr>
+          <w:cantSplit/>
+        </w:trPr>
+        <w:tc>
+          <w:tcPr>
+            <w:tcW w:type="dxa" w:w="936"/>
+            <w:vAlign w:val="center"/>
+            <w:tcW w:w="936" w:type="dxa"/>
+            <w:tcMar>
+              <w:top w:w="80" w:type="dxa"/>
+              <w:bottom w:w="80" w:type="dxa"/>
+              <w:left w:w="100" w:type="dxa"/>
+              <w:right w:w="100" w:type="dxa"/>
             </w:tcMar>
             <w:shd w:fill="FFFFFF"/>
           </w:tcPr>
@@ -2026,59 +1962,7 @@
           <w:p>
             <w:pPr>
               <w:spacing w:before="0" w:after="40" w:line="276" w:lineRule="auto"/>
-              <w:jc w:val="left"/>
-            </w:pPr>
-            <w:r>
-              <w:t>Chuyển nhượng quyền sở hữu Repo / Admin User</w:t>
-            </w:r>
-          </w:p>
-        </w:tc>
-        <w:tc>
-          <w:tcPr>
-            <w:tcW w:type="dxa" w:w="1372"/>
-            <w:vAlign w:val="center"/>
-            <w:tcMar>
-              <w:top w:w="120" w:type="dxa"/>
-              <w:bottom w:w="120" w:type="dxa"/>
-              <w:left w:w="160" w:type="dxa"/>
-              <w:right w:w="160" w:type="dxa"/>
-            </w:tcMar>
-            <w:shd w:fill="FFFFFF"/>
-          </w:tcPr>
-          <w:p>
-            <w:r/>
-          </w:p>
-          <w:p>
-            <w:pPr>
-              <w:spacing w:before="0" w:after="40" w:line="276" w:lineRule="auto"/>
-              <w:jc w:val="left"/>
-            </w:pPr>
-            <w:r>
-              <w:t>[ ] Đã nhận bàn giao &amp; Test login</w:t>
-            </w:r>
-          </w:p>
-        </w:tc>
-      </w:tr>
-      <w:tr>
-        <w:tc>
-          <w:tcPr>
-            <w:tcW w:type="dxa" w:w="1372"/>
-            <w:vAlign w:val="center"/>
-            <w:tcMar>
-              <w:top w:w="120" w:type="dxa"/>
-              <w:bottom w:w="120" w:type="dxa"/>
-              <w:left w:w="160" w:type="dxa"/>
-              <w:right w:w="160" w:type="dxa"/>
-            </w:tcMar>
-            <w:shd w:fill="F8FAFC"/>
-          </w:tcPr>
-          <w:p>
-            <w:r/>
-          </w:p>
-          <w:p>
-            <w:pPr>
-              <w:spacing w:before="0" w:after="40" w:line="276" w:lineRule="auto"/>
-              <w:jc w:val="left"/>
+              <w:jc w:val="center"/>
             </w:pPr>
             <w:r>
               <w:rPr>
@@ -2090,15 +1974,16 @@
         </w:tc>
         <w:tc>
           <w:tcPr>
-            <w:tcW w:type="dxa" w:w="1372"/>
+            <w:tcW w:type="dxa" w:w="2088"/>
             <w:vAlign w:val="center"/>
+            <w:tcW w:w="2088" w:type="dxa"/>
             <w:tcMar>
-              <w:top w:w="120" w:type="dxa"/>
-              <w:bottom w:w="120" w:type="dxa"/>
-              <w:left w:w="160" w:type="dxa"/>
-              <w:right w:w="160" w:type="dxa"/>
+              <w:top w:w="80" w:type="dxa"/>
+              <w:bottom w:w="80" w:type="dxa"/>
+              <w:left w:w="100" w:type="dxa"/>
+              <w:right w:w="100" w:type="dxa"/>
             </w:tcMar>
-            <w:shd w:fill="F8FAFC"/>
+            <w:shd w:fill="FFFFFF"/>
           </w:tcPr>
           <w:p>
             <w:r/>
@@ -2118,15 +2003,16 @@
         </w:tc>
         <w:tc>
           <w:tcPr>
-            <w:tcW w:type="dxa" w:w="1372"/>
+            <w:tcW w:type="dxa" w:w="3989"/>
             <w:vAlign w:val="center"/>
+            <w:tcW w:w="3988" w:type="dxa"/>
             <w:tcMar>
-              <w:top w:w="120" w:type="dxa"/>
-              <w:bottom w:w="120" w:type="dxa"/>
-              <w:left w:w="160" w:type="dxa"/>
-              <w:right w:w="160" w:type="dxa"/>
+              <w:top w:w="80" w:type="dxa"/>
+              <w:bottom w:w="80" w:type="dxa"/>
+              <w:left w:w="100" w:type="dxa"/>
+              <w:right w:w="100" w:type="dxa"/>
             </w:tcMar>
-            <w:shd w:fill="F8FAFC"/>
+            <w:shd w:fill="FFFFFF"/>
           </w:tcPr>
           <w:p>
             <w:r/>
@@ -2137,7 +2023,7 @@
               <w:jc w:val="left"/>
             </w:pPr>
             <w:r>
-              <w:t xml:space="preserve">CRM Sub-account / Webhook: </w:t>
+              <w:t xml:space="preserve">CRM URL: </w:t>
             </w:r>
             <w:r>
               <w:rPr>
@@ -2147,27 +2033,14 @@
               <w:t>[CRM_URL]</w:t>
             </w:r>
           </w:p>
-        </w:tc>
-        <w:tc>
-          <w:tcPr>
-            <w:tcW w:type="dxa" w:w="1372"/>
-            <w:vAlign w:val="center"/>
-            <w:tcMar>
-              <w:top w:w="120" w:type="dxa"/>
-              <w:bottom w:w="120" w:type="dxa"/>
-              <w:left w:w="160" w:type="dxa"/>
-              <w:right w:w="160" w:type="dxa"/>
-            </w:tcMar>
-            <w:shd w:fill="F8FAFC"/>
-          </w:tcPr>
-          <w:p>
-            <w:r/>
-          </w:p>
           <w:p>
             <w:pPr>
               <w:spacing w:before="0" w:after="40" w:line="276" w:lineRule="auto"/>
               <w:jc w:val="left"/>
             </w:pPr>
+            <w:r>
+              <w:t xml:space="preserve">Email: </w:t>
+            </w:r>
             <w:r>
               <w:rPr>
                 <w:rFonts w:ascii="Consolas" w:hAnsi="Consolas"/>
@@ -2179,15 +2052,16 @@
         </w:tc>
         <w:tc>
           <w:tcPr>
-            <w:tcW w:type="dxa" w:w="1372"/>
+            <w:tcW w:type="dxa" w:w="1656"/>
             <w:vAlign w:val="center"/>
+            <w:tcW w:w="1655" w:type="dxa"/>
             <w:tcMar>
-              <w:top w:w="120" w:type="dxa"/>
-              <w:bottom w:w="120" w:type="dxa"/>
-              <w:left w:w="160" w:type="dxa"/>
-              <w:right w:w="160" w:type="dxa"/>
+              <w:top w:w="80" w:type="dxa"/>
+              <w:bottom w:w="80" w:type="dxa"/>
+              <w:left w:w="100" w:type="dxa"/>
+              <w:right w:w="100" w:type="dxa"/>
             </w:tcMar>
-            <w:shd w:fill="F8FAFC"/>
+            <w:shd w:fill="FFFFFF"/>
           </w:tcPr>
           <w:p>
             <w:r/>
@@ -2201,18 +2075,28 @@
               <w:t>Quản trị viên cao nhất (Super Admin)</w:t>
             </w:r>
           </w:p>
+          <w:p>
+            <w:pPr>
+              <w:spacing w:before="0" w:after="40" w:line="276" w:lineRule="auto"/>
+              <w:jc w:val="left"/>
+            </w:pPr>
+            <w:r>
+              <w:t>Phương thức: Mời Admin / Bàn giao Webhook API</w:t>
+            </w:r>
+          </w:p>
         </w:tc>
         <w:tc>
           <w:tcPr>
-            <w:tcW w:type="dxa" w:w="1372"/>
+            <w:tcW w:type="dxa" w:w="1080"/>
             <w:vAlign w:val="center"/>
+            <w:tcW w:w="1080" w:type="dxa"/>
             <w:tcMar>
-              <w:top w:w="120" w:type="dxa"/>
-              <w:bottom w:w="120" w:type="dxa"/>
-              <w:left w:w="160" w:type="dxa"/>
-              <w:right w:w="160" w:type="dxa"/>
+              <w:top w:w="80" w:type="dxa"/>
+              <w:bottom w:w="80" w:type="dxa"/>
+              <w:left w:w="100" w:type="dxa"/>
+              <w:right w:w="100" w:type="dxa"/>
             </w:tcMar>
-            <w:shd w:fill="F8FAFC"/>
+            <w:shd w:fill="FFFFFF"/>
           </w:tcPr>
           <w:p>
             <w:r/>
@@ -2220,35 +2104,19 @@
           <w:p>
             <w:pPr>
               <w:spacing w:before="0" w:after="40" w:line="276" w:lineRule="auto"/>
-              <w:jc w:val="left"/>
+              <w:jc w:val="center"/>
             </w:pPr>
             <w:r>
-              <w:t>Mời Admin email / Bàn giao API keys bảo mật</w:t>
+              <w:t>[ ] Đã nhận bàn giao</w:t>
             </w:r>
-          </w:p>
-        </w:tc>
-        <w:tc>
-          <w:tcPr>
-            <w:tcW w:type="dxa" w:w="1372"/>
-            <w:vAlign w:val="center"/>
-            <w:tcMar>
-              <w:top w:w="120" w:type="dxa"/>
-              <w:bottom w:w="120" w:type="dxa"/>
-              <w:left w:w="160" w:type="dxa"/>
-              <w:right w:w="160" w:type="dxa"/>
-            </w:tcMar>
-            <w:shd w:fill="F8FAFC"/>
-          </w:tcPr>
-          <w:p>
-            <w:r/>
           </w:p>
           <w:p>
             <w:pPr>
               <w:spacing w:before="0" w:after="40" w:line="276" w:lineRule="auto"/>
-              <w:jc w:val="left"/>
+              <w:jc w:val="center"/>
             </w:pPr>
             <w:r>
-              <w:t>[ ] Đã nhận bàn giao &amp; Test tính năng</w:t>
+              <w:t>[ ] Đã kiểm tra tính năng</w:t>
             </w:r>
           </w:p>
         </w:tc>
@@ -2261,33 +2129,22 @@
     </w:p>
     <w:p>
       <w:pPr>
-        <w:spacing w:after="120" w:before="80"/>
-      </w:pPr>
-      <w:r>
-        <w:rPr>
-          <w:color w:val="CBD5E1"/>
-        </w:rPr>
-        <w:t>―――――――――――――――――――――――――――――――――――――――――――――――――――――――</w:t>
-      </w:r>
-    </w:p>
-    <w:p>
-      <w:pPr>
-        <w:spacing w:before="160" w:after="60"/>
+        <w:spacing w:before="180" w:after="60" w:line="276" w:lineRule="auto"/>
+        <w:jc w:val="left"/>
       </w:pPr>
       <w:r>
         <w:rPr>
           <w:b/>
-          <w:color w:val="0D7647"/>
-          <w:sz w:val="23"/>
+          <w:color w:val="0F172A"/>
+          <w:sz w:val="22"/>
         </w:rPr>
         <w:t>PHẦN III: XÁC NHẬN VÀ CAM KẾT CỦA HAI BÊN</w:t>
       </w:r>
     </w:p>
     <w:p>
       <w:pPr>
-        <w:spacing w:after="60" w:before="20" w:line="276" w:lineRule="auto"/>
-        <w:ind w:left="288"/>
-        <w:jc w:val="left"/>
+        <w:spacing w:before="20" w:after="60" w:line="276" w:lineRule="auto"/>
+        <w:jc w:val="both"/>
       </w:pPr>
       <w:r>
         <w:t xml:space="preserve">1. </w:t>
@@ -2301,49 +2158,48 @@
     </w:p>
     <w:p>
       <w:pPr>
-        <w:spacing w:after="60" w:before="20" w:line="276" w:lineRule="auto"/>
+        <w:spacing w:before="20" w:after="40" w:line="276" w:lineRule="auto"/>
         <w:ind w:left="360"/>
-        <w:jc w:val="left"/>
+        <w:jc w:val="both"/>
       </w:pPr>
       <w:r>
-        <w:t>•  Đã nhận đầy đủ quyền truy cập, tài liệu hướng dẫn đăng nhập và thông tin tài khoản đối với tất cả các hạng mục được tích chọn tại Bảng danh mục nêu trên;</w:t>
+        <w:t>Đã nhận đầy đủ quyền truy cập, tài liệu hướng dẫn đăng nhập và thông tin tài khoản đối với tất cả các hạng mục được tích chọn tại Bảng danh mục nêu trên;</w:t>
       </w:r>
     </w:p>
     <w:p>
       <w:pPr>
-        <w:spacing w:after="60" w:before="20" w:line="276" w:lineRule="auto"/>
+        <w:spacing w:before="20" w:after="40" w:line="276" w:lineRule="auto"/>
         <w:ind w:left="360"/>
-        <w:jc w:val="left"/>
+        <w:jc w:val="both"/>
       </w:pPr>
       <w:r>
-        <w:t>•  Đã kiểm tra, đăng nhập thử nghiệm thành công vào từng hệ thống;</w:t>
+        <w:t>Đã kiểm tra, đăng nhập thử nghiệm thành công vào từng hệ thống;</w:t>
       </w:r>
     </w:p>
     <w:p>
       <w:pPr>
-        <w:spacing w:after="60" w:before="20" w:line="276" w:lineRule="auto"/>
+        <w:spacing w:before="20" w:after="40" w:line="276" w:lineRule="auto"/>
         <w:ind w:left="360"/>
-        <w:jc w:val="left"/>
+        <w:jc w:val="both"/>
       </w:pPr>
       <w:r>
-        <w:t>•  Cam kết thực hiện ngay việc đổi mật khẩu, bật bảo mật 2 bước (2FA) và hoàn toàn chịu trách nhiệm quản trị bảo mật các tài khoản kể từ thời điểm ký biên bản này;</w:t>
+        <w:t>Cam kết thực hiện ngay việc đổi mật khẩu, bật bảo mật 2 bước (2FA) và hoàn toàn chịu trách nhiệm quản trị bảo mật các tài khoản kể từ thời điểm ký biên bản này;</w:t>
       </w:r>
     </w:p>
     <w:p>
       <w:pPr>
-        <w:spacing w:after="60" w:before="20" w:line="276" w:lineRule="auto"/>
+        <w:spacing w:before="20" w:after="40" w:line="276" w:lineRule="auto"/>
         <w:ind w:left="360"/>
-        <w:jc w:val="left"/>
+        <w:jc w:val="both"/>
       </w:pPr>
       <w:r>
-        <w:t>•  Đồng ý cho phép LocalMate hạ quyền hoặc xóa bỏ quyền truy cập khỏi các tài khoản không còn thuộc phạm vi bảo trì định kỳ.</w:t>
+        <w:t>Đồng ý cho phép LocalMate hạ quyền hoặc xóa bỏ quyền truy cập khỏi các tài khoản không còn thuộc phạm vi bảo trì định kỳ.</w:t>
       </w:r>
     </w:p>
     <w:p>
       <w:pPr>
-        <w:spacing w:after="60" w:before="20" w:line="276" w:lineRule="auto"/>
-        <w:ind w:left="288"/>
-        <w:jc w:val="left"/>
+        <w:spacing w:before="20" w:after="60" w:line="276" w:lineRule="auto"/>
+        <w:jc w:val="both"/>
       </w:pPr>
       <w:r>
         <w:t xml:space="preserve">2. </w:t>
@@ -2357,76 +2213,41 @@
     </w:p>
     <w:p>
       <w:pPr>
-        <w:spacing w:after="60" w:before="20" w:line="276" w:lineRule="auto"/>
+        <w:spacing w:before="20" w:after="40" w:line="276" w:lineRule="auto"/>
         <w:ind w:left="360"/>
-        <w:jc w:val="left"/>
+        <w:jc w:val="both"/>
       </w:pPr>
       <w:r>
-        <w:t xml:space="preserve">•  Đã bàn giao toàn bộ quyền quản trị hợp pháp của các tài sản thuộc về Khách hàng theo đúng quy định tại Hợp đồng và Phụ lục SHTT </w:t>
-      </w:r>
-      <w:r>
-        <w:rPr>
-          <w:rFonts w:ascii="Consolas" w:hAnsi="Consolas"/>
-          <w:color w:val="B42828"/>
-          <w:sz w:val="20"/>
-        </w:rPr>
-        <w:t>LM-IP-APP-12</w:t>
-      </w:r>
-      <w:r>
-        <w:t>;</w:t>
+        <w:t>Đã bàn giao toàn bộ quyền quản trị hợp pháp của các tài sản thuộc về Khách hàng theo đúng quy định tại Hợp đồng;</w:t>
       </w:r>
     </w:p>
     <w:p>
       <w:pPr>
-        <w:spacing w:after="60" w:before="20" w:line="276" w:lineRule="auto"/>
+        <w:spacing w:before="20" w:after="40" w:line="276" w:lineRule="auto"/>
         <w:ind w:left="360"/>
-        <w:jc w:val="left"/>
+        <w:jc w:val="both"/>
       </w:pPr>
       <w:r>
-        <w:t>•  Đã xóa bỏ toàn bộ các bản lưu mật khẩu tạm thời khỏi hệ thống của nhân sự LocalMate sau khi Khách hàng xác nhận hoàn tất đổi mật khẩu;</w:t>
+        <w:t>Đã xóa bỏ toàn bộ các bản lưu mật khẩu tạm thời khỏi hệ thống của nhân sự LocalMate sau khi Khách hàng xác nhận hoàn tất đổi mật khẩu;</w:t>
       </w:r>
     </w:p>
     <w:p>
       <w:pPr>
-        <w:spacing w:after="60" w:before="20" w:line="276" w:lineRule="auto"/>
+        <w:spacing w:before="20" w:after="40" w:line="276" w:lineRule="auto"/>
         <w:ind w:left="360"/>
-        <w:jc w:val="left"/>
+        <w:jc w:val="both"/>
       </w:pPr>
       <w:r>
-        <w:t>•  Sẵn sàng hỗ trợ kỹ thuật trong phạm vi thời hạn bảo hành hoặc thỏa thuận duy trì SLA đã ký kết.</w:t>
+        <w:t>Sẵn sàng hỗ trợ kỹ thuật trong phạm vi thời hạn bảo hành hoặc thỏa thuận duy trì SLA đã ký kết.</w:t>
       </w:r>
     </w:p>
     <w:p>
       <w:pPr>
-        <w:spacing w:after="80" w:before="0" w:line="276" w:lineRule="auto"/>
-        <w:jc w:val="left"/>
+        <w:spacing w:before="20" w:after="60" w:line="276" w:lineRule="auto"/>
+        <w:jc w:val="both"/>
       </w:pPr>
       <w:r>
         <w:t>Biên bản này được lập thành 02 (hai) bản gốc có giá trị pháp lý như nhau, mỗi Bên giữ 01 (một) bản làm căn cứ hoàn tất thủ tục bàn giao tài sản kỹ thuật số.</w:t>
-      </w:r>
-    </w:p>
-    <w:p>
-      <w:pPr>
-        <w:spacing w:after="120" w:before="80"/>
-      </w:pPr>
-      <w:r>
-        <w:rPr>
-          <w:color w:val="CBD5E1"/>
-        </w:rPr>
-        <w:t>―――――――――――――――――――――――――――――――――――――――――――――――――――――――</w:t>
-      </w:r>
-    </w:p>
-    <w:p>
-      <w:pPr>
-        <w:spacing w:before="160" w:after="60"/>
-      </w:pPr>
-      <w:r>
-        <w:rPr>
-          <w:b/>
-          <w:color w:val="0D7647"/>
-          <w:sz w:val="23"/>
-        </w:rPr>
-        <w:t>KÝ XÁC NHẬN CỦA ĐẠI DIỆN HAI BÊN:</w:t>
       </w:r>
     </w:p>
     <w:tbl>
@@ -2444,21 +2265,25 @@
         </w:tblBorders>
       </w:tblPr>
       <w:tblGrid>
-        <w:gridCol w:w="4802"/>
-        <w:gridCol w:w="4802"/>
+        <w:gridCol w:w="4874"/>
+        <w:gridCol w:w="4874"/>
       </w:tblGrid>
       <w:tr>
+        <w:trPr>
+          <w:cantSplit/>
+        </w:trPr>
         <w:tc>
           <w:tcPr>
-            <w:tcW w:type="dxa" w:w="4802"/>
+            <w:tcW w:type="dxa" w:w="4867"/>
             <w:vAlign w:val="center"/>
+            <w:tcW w:w="4867" w:type="dxa"/>
             <w:tcMar>
-              <w:top w:w="120" w:type="dxa"/>
-              <w:bottom w:w="120" w:type="dxa"/>
-              <w:left w:w="160" w:type="dxa"/>
-              <w:right w:w="160" w:type="dxa"/>
+              <w:top w:w="90" w:type="dxa"/>
+              <w:bottom w:w="90" w:type="dxa"/>
+              <w:left w:w="100" w:type="dxa"/>
+              <w:right w:w="100" w:type="dxa"/>
             </w:tcMar>
-            <w:shd w:fill="EDF7F1"/>
+            <w:shd w:fill="F8FAFC"/>
           </w:tcPr>
           <w:p>
             <w:r/>
@@ -2471,7 +2296,7 @@
             <w:r>
               <w:rPr>
                 <w:b/>
-                <w:color w:val="0D7647"/>
+                <w:sz w:val="20"/>
               </w:rPr>
               <w:t>ĐẠI DIỆN BÊN TIẾP NHẬN (KHÁCH HÀNG)</w:t>
             </w:r>
@@ -2479,15 +2304,16 @@
         </w:tc>
         <w:tc>
           <w:tcPr>
-            <w:tcW w:type="dxa" w:w="4802"/>
+            <w:tcW w:type="dxa" w:w="4882"/>
             <w:vAlign w:val="center"/>
+            <w:tcW w:w="4881" w:type="dxa"/>
             <w:tcMar>
-              <w:top w:w="120" w:type="dxa"/>
-              <w:bottom w:w="120" w:type="dxa"/>
-              <w:left w:w="160" w:type="dxa"/>
-              <w:right w:w="160" w:type="dxa"/>
+              <w:top w:w="90" w:type="dxa"/>
+              <w:bottom w:w="90" w:type="dxa"/>
+              <w:left w:w="100" w:type="dxa"/>
+              <w:right w:w="100" w:type="dxa"/>
             </w:tcMar>
-            <w:shd w:fill="EDF7F1"/>
+            <w:shd w:fill="F8FAFC"/>
           </w:tcPr>
           <w:p>
             <w:r/>
@@ -2500,7 +2326,7 @@
             <w:r>
               <w:rPr>
                 <w:b/>
-                <w:color w:val="0D7647"/>
+                <w:sz w:val="20"/>
               </w:rPr>
               <w:t>ĐẠI DIỆN BÊN BÀN GIAO (LOCALMATE)</w:t>
             </w:r>
@@ -2508,17 +2334,21 @@
         </w:tc>
       </w:tr>
       <w:tr>
+        <w:trPr>
+          <w:cantSplit/>
+        </w:trPr>
         <w:tc>
           <w:tcPr>
-            <w:tcW w:type="dxa" w:w="4802"/>
+            <w:tcW w:type="dxa" w:w="4867"/>
             <w:vAlign w:val="center"/>
+            <w:tcW w:w="4867" w:type="dxa"/>
             <w:tcMar>
-              <w:top w:w="120" w:type="dxa"/>
-              <w:bottom w:w="120" w:type="dxa"/>
-              <w:left w:w="160" w:type="dxa"/>
-              <w:right w:w="160" w:type="dxa"/>
+              <w:top w:w="80" w:type="dxa"/>
+              <w:bottom w:w="80" w:type="dxa"/>
+              <w:left w:w="100" w:type="dxa"/>
+              <w:right w:w="100" w:type="dxa"/>
             </w:tcMar>
-            <w:shd w:fill="F8FAFC"/>
+            <w:shd w:fill="FFFFFF"/>
           </w:tcPr>
           <w:p>
             <w:r/>
@@ -2538,15 +2368,16 @@
         </w:tc>
         <w:tc>
           <w:tcPr>
-            <w:tcW w:type="dxa" w:w="4802"/>
+            <w:tcW w:type="dxa" w:w="4882"/>
             <w:vAlign w:val="center"/>
+            <w:tcW w:w="4881" w:type="dxa"/>
             <w:tcMar>
-              <w:top w:w="120" w:type="dxa"/>
-              <w:bottom w:w="120" w:type="dxa"/>
-              <w:left w:w="160" w:type="dxa"/>
-              <w:right w:w="160" w:type="dxa"/>
+              <w:top w:w="80" w:type="dxa"/>
+              <w:bottom w:w="80" w:type="dxa"/>
+              <w:left w:w="100" w:type="dxa"/>
+              <w:right w:w="100" w:type="dxa"/>
             </w:tcMar>
-            <w:shd w:fill="F8FAFC"/>
+            <w:shd w:fill="FFFFFF"/>
           </w:tcPr>
           <w:p>
             <w:r/>
@@ -2566,161 +2397,58 @@
         </w:tc>
       </w:tr>
       <w:tr>
+        <w:trPr>
+          <w:cantSplit/>
+        </w:trPr>
         <w:tc>
           <w:tcPr>
-            <w:tcW w:type="dxa" w:w="4802"/>
+            <w:tcW w:type="dxa" w:w="4867"/>
             <w:vAlign w:val="center"/>
+            <w:tcW w:w="4867" w:type="dxa"/>
             <w:tcMar>
-              <w:top w:w="120" w:type="dxa"/>
-              <w:bottom w:w="120" w:type="dxa"/>
-              <w:left w:w="160" w:type="dxa"/>
-              <w:right w:w="160" w:type="dxa"/>
+              <w:top w:w="80" w:type="dxa"/>
+              <w:bottom w:w="80" w:type="dxa"/>
+              <w:left w:w="100" w:type="dxa"/>
+              <w:right w:w="100" w:type="dxa"/>
             </w:tcMar>
-            <w:shd w:fill="FFFFFF"/>
+            <w:shd w:fill="FAFAFA"/>
           </w:tcPr>
           <w:p>
             <w:r/>
           </w:p>
-          <w:p>
-            <w:pPr>
-              <w:spacing w:before="0" w:after="40" w:line="276" w:lineRule="auto"/>
-              <w:jc w:val="left"/>
-            </w:pPr>
-          </w:p>
-          <w:p>
-            <w:pPr>
-              <w:spacing w:before="0" w:after="40" w:line="276" w:lineRule="auto"/>
-              <w:jc w:val="left"/>
-            </w:pPr>
-          </w:p>
-          <w:p>
-            <w:pPr>
-              <w:spacing w:before="0" w:after="40" w:line="276" w:lineRule="auto"/>
-              <w:jc w:val="left"/>
-            </w:pPr>
-          </w:p>
-          <w:p>
-            <w:pPr>
-              <w:spacing w:before="0" w:after="40" w:line="276" w:lineRule="auto"/>
-              <w:jc w:val="left"/>
-            </w:pPr>
-          </w:p>
         </w:tc>
         <w:tc>
           <w:tcPr>
-            <w:tcW w:type="dxa" w:w="4802"/>
+            <w:tcW w:type="dxa" w:w="4882"/>
             <w:vAlign w:val="center"/>
+            <w:tcW w:w="4881" w:type="dxa"/>
             <w:tcMar>
-              <w:top w:w="120" w:type="dxa"/>
-              <w:bottom w:w="120" w:type="dxa"/>
-              <w:left w:w="160" w:type="dxa"/>
-              <w:right w:w="160" w:type="dxa"/>
+              <w:top w:w="80" w:type="dxa"/>
+              <w:bottom w:w="80" w:type="dxa"/>
+              <w:left w:w="100" w:type="dxa"/>
+              <w:right w:w="100" w:type="dxa"/>
             </w:tcMar>
-            <w:shd w:fill="FFFFFF"/>
+            <w:shd w:fill="FAFAFA"/>
           </w:tcPr>
           <w:p>
             <w:r/>
           </w:p>
-          <w:p>
-            <w:pPr>
-              <w:spacing w:before="0" w:after="40" w:line="276" w:lineRule="auto"/>
-              <w:jc w:val="left"/>
-            </w:pPr>
-          </w:p>
-          <w:p>
-            <w:pPr>
-              <w:spacing w:before="0" w:after="40" w:line="276" w:lineRule="auto"/>
-              <w:jc w:val="left"/>
-            </w:pPr>
-          </w:p>
-          <w:p>
-            <w:pPr>
-              <w:spacing w:before="0" w:after="40" w:line="276" w:lineRule="auto"/>
-              <w:jc w:val="left"/>
-            </w:pPr>
-          </w:p>
-          <w:p>
-            <w:pPr>
-              <w:spacing w:before="0" w:after="40" w:line="276" w:lineRule="auto"/>
-              <w:jc w:val="left"/>
-            </w:pPr>
-          </w:p>
         </w:tc>
       </w:tr>
       <w:tr>
+        <w:trPr>
+          <w:cantSplit/>
+        </w:trPr>
         <w:tc>
           <w:tcPr>
-            <w:tcW w:type="dxa" w:w="4802"/>
+            <w:tcW w:type="dxa" w:w="4867"/>
             <w:vAlign w:val="center"/>
+            <w:tcW w:w="4867" w:type="dxa"/>
             <w:tcMar>
-              <w:top w:w="120" w:type="dxa"/>
-              <w:bottom w:w="120" w:type="dxa"/>
-              <w:left w:w="160" w:type="dxa"/>
-              <w:right w:w="160" w:type="dxa"/>
-            </w:tcMar>
-            <w:shd w:fill="F8FAFC"/>
-          </w:tcPr>
-          <w:p>
-            <w:r/>
-          </w:p>
-          <w:p>
-            <w:pPr>
-              <w:spacing w:before="0" w:after="40" w:line="276" w:lineRule="auto"/>
-              <w:jc w:val="left"/>
-            </w:pPr>
-            <w:r>
-              <w:rPr>
-                <w:b/>
-              </w:rPr>
-              <w:t>Họ và tên:</w:t>
-            </w:r>
-            <w:r>
-              <w:t xml:space="preserve"> [NGUOI_DAI_DIEN_A]</w:t>
-            </w:r>
-          </w:p>
-        </w:tc>
-        <w:tc>
-          <w:tcPr>
-            <w:tcW w:type="dxa" w:w="4802"/>
-            <w:vAlign w:val="center"/>
-            <w:tcMar>
-              <w:top w:w="120" w:type="dxa"/>
-              <w:bottom w:w="120" w:type="dxa"/>
-              <w:left w:w="160" w:type="dxa"/>
-              <w:right w:w="160" w:type="dxa"/>
-            </w:tcMar>
-            <w:shd w:fill="F8FAFC"/>
-          </w:tcPr>
-          <w:p>
-            <w:r/>
-          </w:p>
-          <w:p>
-            <w:pPr>
-              <w:spacing w:before="0" w:after="40" w:line="276" w:lineRule="auto"/>
-              <w:jc w:val="left"/>
-            </w:pPr>
-            <w:r>
-              <w:rPr>
-                <w:b/>
-              </w:rPr>
-              <w:t>Họ và tên:</w:t>
-            </w:r>
-            <w:r>
-              <w:t xml:space="preserve"> [REPRESENTATIVE]</w:t>
-            </w:r>
-          </w:p>
-        </w:tc>
-      </w:tr>
-      <w:tr>
-        <w:tc>
-          <w:tcPr>
-            <w:tcW w:type="dxa" w:w="4802"/>
-            <w:vAlign w:val="center"/>
-            <w:tcMar>
-              <w:top w:w="120" w:type="dxa"/>
-              <w:bottom w:w="120" w:type="dxa"/>
-              <w:left w:w="160" w:type="dxa"/>
-              <w:right w:w="160" w:type="dxa"/>
+              <w:top w:w="80" w:type="dxa"/>
+              <w:bottom w:w="80" w:type="dxa"/>
+              <w:left w:w="100" w:type="dxa"/>
+              <w:right w:w="100" w:type="dxa"/>
             </w:tcMar>
             <w:shd w:fill="FFFFFF"/>
           </w:tcPr>
@@ -2736,22 +2464,20 @@
               <w:rPr>
                 <w:b/>
               </w:rPr>
-              <w:t>Chức vụ:</w:t>
-            </w:r>
-            <w:r>
-              <w:t xml:space="preserve"> [CHUC_VU_A]</w:t>
+              <w:t>[NGƯỜI_ĐẠI_DIỆN_A]</w:t>
             </w:r>
           </w:p>
         </w:tc>
         <w:tc>
           <w:tcPr>
-            <w:tcW w:type="dxa" w:w="4802"/>
+            <w:tcW w:type="dxa" w:w="4882"/>
             <w:vAlign w:val="center"/>
+            <w:tcW w:w="4881" w:type="dxa"/>
             <w:tcMar>
-              <w:top w:w="120" w:type="dxa"/>
-              <w:bottom w:w="120" w:type="dxa"/>
-              <w:left w:w="160" w:type="dxa"/>
-              <w:right w:w="160" w:type="dxa"/>
+              <w:top w:w="80" w:type="dxa"/>
+              <w:bottom w:w="80" w:type="dxa"/>
+              <w:left w:w="100" w:type="dxa"/>
+              <w:right w:w="100" w:type="dxa"/>
             </w:tcMar>
             <w:shd w:fill="FFFFFF"/>
           </w:tcPr>
@@ -2767,26 +2493,27 @@
               <w:rPr>
                 <w:b/>
               </w:rPr>
-              <w:t>Chức vụ:</w:t>
-            </w:r>
-            <w:r>
-              <w:t xml:space="preserve"> [TITLE]</w:t>
+              <w:t>[REPRESENTATIVE]</w:t>
             </w:r>
           </w:p>
         </w:tc>
       </w:tr>
       <w:tr>
+        <w:trPr>
+          <w:cantSplit/>
+        </w:trPr>
         <w:tc>
           <w:tcPr>
-            <w:tcW w:type="dxa" w:w="4802"/>
+            <w:tcW w:type="dxa" w:w="4867"/>
             <w:vAlign w:val="center"/>
+            <w:tcW w:w="4867" w:type="dxa"/>
             <w:tcMar>
-              <w:top w:w="120" w:type="dxa"/>
-              <w:bottom w:w="120" w:type="dxa"/>
-              <w:left w:w="160" w:type="dxa"/>
-              <w:right w:w="160" w:type="dxa"/>
+              <w:top w:w="80" w:type="dxa"/>
+              <w:bottom w:w="80" w:type="dxa"/>
+              <w:left w:w="100" w:type="dxa"/>
+              <w:right w:w="100" w:type="dxa"/>
             </w:tcMar>
-            <w:shd w:fill="F8FAFC"/>
+            <w:shd w:fill="FAFAFA"/>
           </w:tcPr>
           <w:p>
             <w:r/>
@@ -2797,27 +2524,22 @@
               <w:jc w:val="left"/>
             </w:pPr>
             <w:r>
-              <w:rPr>
-                <w:b/>
-              </w:rPr>
-              <w:t>Thời điểm ký:</w:t>
-            </w:r>
-            <w:r>
-              <w:t xml:space="preserve"> ____:____ ngày ____/____/202[X]</w:t>
+              <w:t>Chức vụ: [CHỨC_VỤ_A]</w:t>
             </w:r>
           </w:p>
         </w:tc>
         <w:tc>
           <w:tcPr>
-            <w:tcW w:type="dxa" w:w="4802"/>
+            <w:tcW w:type="dxa" w:w="4882"/>
             <w:vAlign w:val="center"/>
+            <w:tcW w:w="4881" w:type="dxa"/>
             <w:tcMar>
-              <w:top w:w="120" w:type="dxa"/>
-              <w:bottom w:w="120" w:type="dxa"/>
-              <w:left w:w="160" w:type="dxa"/>
-              <w:right w:w="160" w:type="dxa"/>
+              <w:top w:w="80" w:type="dxa"/>
+              <w:bottom w:w="80" w:type="dxa"/>
+              <w:left w:w="100" w:type="dxa"/>
+              <w:right w:w="100" w:type="dxa"/>
             </w:tcMar>
-            <w:shd w:fill="F8FAFC"/>
+            <w:shd w:fill="FAFAFA"/>
           </w:tcPr>
           <w:p>
             <w:r/>
@@ -2828,13 +2550,64 @@
               <w:jc w:val="left"/>
             </w:pPr>
             <w:r>
-              <w:rPr>
-                <w:b/>
-              </w:rPr>
-              <w:t>Thời điểm ký:</w:t>
+              <w:t>Chức vụ: [TITLE]</w:t>
             </w:r>
+          </w:p>
+        </w:tc>
+      </w:tr>
+      <w:tr>
+        <w:trPr>
+          <w:cantSplit/>
+        </w:trPr>
+        <w:tc>
+          <w:tcPr>
+            <w:tcW w:type="dxa" w:w="4867"/>
+            <w:vAlign w:val="center"/>
+            <w:tcW w:w="4867" w:type="dxa"/>
+            <w:tcMar>
+              <w:top w:w="80" w:type="dxa"/>
+              <w:bottom w:w="80" w:type="dxa"/>
+              <w:left w:w="100" w:type="dxa"/>
+              <w:right w:w="100" w:type="dxa"/>
+            </w:tcMar>
+            <w:shd w:fill="FFFFFF"/>
+          </w:tcPr>
+          <w:p>
+            <w:r/>
+          </w:p>
+          <w:p>
+            <w:pPr>
+              <w:spacing w:before="0" w:after="40" w:line="276" w:lineRule="auto"/>
+              <w:jc w:val="left"/>
+            </w:pPr>
             <w:r>
-              <w:t xml:space="preserve"> ____:____ ngày ____/____/202[X]</w:t>
+              <w:t>Ngày ký: ..... / ..... / 202[NĂM]</w:t>
+            </w:r>
+          </w:p>
+        </w:tc>
+        <w:tc>
+          <w:tcPr>
+            <w:tcW w:type="dxa" w:w="4882"/>
+            <w:vAlign w:val="center"/>
+            <w:tcW w:w="4881" w:type="dxa"/>
+            <w:tcMar>
+              <w:top w:w="80" w:type="dxa"/>
+              <w:bottom w:w="80" w:type="dxa"/>
+              <w:left w:w="100" w:type="dxa"/>
+              <w:right w:w="100" w:type="dxa"/>
+            </w:tcMar>
+            <w:shd w:fill="FFFFFF"/>
+          </w:tcPr>
+          <w:p>
+            <w:r/>
+          </w:p>
+          <w:p>
+            <w:pPr>
+              <w:spacing w:before="0" w:after="40" w:line="276" w:lineRule="auto"/>
+              <w:jc w:val="left"/>
+            </w:pPr>
+            <w:r>
+              <w:t>Ngày ký: ..... / ..... / 202[NĂM]</w:t>
             </w:r>
           </w:p>
         </w:tc>
@@ -2847,7 +2620,7 @@
     </w:p>
     <w:sectPr>
       <w:pgSz w:w="11909" w:h="16834"/>
-      <w:pgMar w:top="1152" w:right="1152" w:bottom="1152" w:left="1152" w:header="720" w:footer="720" w:gutter="0"/>
+      <w:pgMar w:top="1138" w:right="936" w:bottom="1138" w:left="1224" w:header="720" w:footer="720" w:gutter="0"/>
       <w:cols w:space="720"/>
       <w:docGrid w:linePitch="360"/>
     </w:sectPr>
@@ -3220,7 +2993,7 @@
     <w:rsid w:val="00FC693F"/>
     <w:rPr>
       <w:rFonts w:ascii="Times New Roman" w:hAnsi="Times New Roman"/>
-      <w:color w:val="1E293B"/>
+      <w:color w:val="0F172A"/>
       <w:sz w:val="22"/>
     </w:rPr>
   </w:style>
